--- a/docs/Disertatie_Matei_Rares_6.docx
+++ b/docs/Disertatie_Matei_Rares_6.docx
@@ -11900,7 +11900,7 @@
           <w:noProof/>
         </w:rPr>
         <w:drawing>
-          <wp:anchor distT="0" distB="0" distL="114300" distR="114300" simplePos="0" relativeHeight="251673600" behindDoc="0" locked="0" layoutInCell="1" allowOverlap="1" wp14:anchorId="5BBC0931" wp14:editId="17312A12">
+          <wp:anchor distT="0" distB="0" distL="114300" distR="114300" simplePos="0" relativeHeight="251673600" behindDoc="0" locked="0" layoutInCell="1" allowOverlap="1" wp14:anchorId="5BBC0931" wp14:editId="75C100DC">
             <wp:simplePos x="0" y="0"/>
             <wp:positionH relativeFrom="page">
               <wp:posOffset>1304290</wp:posOffset>
@@ -12474,7 +12474,7 @@
         </w:rPr>
         <w:lastRenderedPageBreak/>
         <w:drawing>
-          <wp:anchor distT="0" distB="0" distL="114300" distR="114300" simplePos="0" relativeHeight="251674624" behindDoc="0" locked="0" layoutInCell="1" allowOverlap="1" wp14:anchorId="265ECEC0" wp14:editId="74A5C987">
+          <wp:anchor distT="0" distB="0" distL="114300" distR="114300" simplePos="0" relativeHeight="251674624" behindDoc="0" locked="0" layoutInCell="1" allowOverlap="1" wp14:anchorId="265ECEC0" wp14:editId="35A0D2BA">
             <wp:simplePos x="0" y="0"/>
             <wp:positionH relativeFrom="margin">
               <wp:align>center</wp:align>
@@ -16472,7 +16472,13 @@
         <w:rPr>
           <w:color w:val="000000"/>
         </w:rPr>
-        <w:t xml:space="preserve">Derivarea cheii private x din parola utilizatorului constituie un punct critic al lanțului criptografic, deoarece soliditatea întregii scheme depinde de impredictibilitatea acestei valori. Modelul teoretic, implementat în scriptul calculations.py, aplică funcția scrypt </w:t>
+        <w:t>Derivarea cheii private x din parola utilizatorului constituie un punct critic al lanțului criptografic, deoarece soliditatea întregii scheme depinde de impredictibilitatea acestei valori. Modelul teoretic, implementat în scriptul calculations.py, aplică funcția scrypt</w:t>
+      </w:r>
+      <w:r>
+        <w:rPr>
+          <w:color w:val="000000"/>
+        </w:rPr>
+        <w:t xml:space="preserve"> </w:t>
       </w:r>
       <w:r>
         <w:rPr>
@@ -16505,7 +16511,13 @@
         <w:rPr>
           <w:color w:val="000000"/>
         </w:rPr>
-        <w:t xml:space="preserve"> cu un salt aleatoriu dedicat fiecărui utilizator, asigurând astfel rezistență sporită la atacuri de tip dicționar și forță brută prin consumul deliberat de memorie și timp de calcul.</w:t>
+        <w:t xml:space="preserve"> </w:t>
+      </w:r>
+      <w:r>
+        <w:rPr>
+          <w:color w:val="000000"/>
+        </w:rPr>
+        <w:t>cu un salt aleatoriu dedicat fiecărui utilizator, asigurând astfel rezistență sporită la atacuri de tip dicționar și forță brută prin consum deliberat de memorie și timp de calcul.</w:t>
       </w:r>
     </w:p>
     <w:p>
@@ -16527,7 +16539,7 @@
         <w:rPr>
           <w:color w:val="000000"/>
         </w:rPr>
-        <w:t>În varianta demonstrativă destinată browserului, modulul auth.js substituie această derivare cu o rezumare SHA-256 aplicată asupra concatenării identificatorului cu parola, fără utilizarea unui salt criptografic independent. Această simplificare, adoptată din motive de portabilitate și compatibilitate cu mediul de execuție JavaScript, reduce semnificativ costul computațional al derivării, expunând însă cheia privată la atacuri precalculate (rainbow tables). Totodată, modulul client integrează un mecanism de rezervă care recurge la parametri criptografici de dimensiuni reduse (P = 2089, G = 4) în cazul indisponibilității serverului, compromis acceptabil exclusiv într-un context experimental controlat. Implicațiile acestor compromisuri asupra securității globale a sistemului sunt analizate în detaliu în secțiunea dedicată limitărilor.</w:t>
+        <w:t>În varianta curentă, strict demonstrativă, destinată browserului, modulul auth.js derivă x prin SHAKE256, utilizat pentru a acoperi cât mai uniform spațiul de valori al parametrilor, însă fără a introduce un salt criptografic independent; această simplificare, adoptată din motive de portabilitate și compatibilitate cu mediul JavaScript, reduce semnificativ costul computațional al derivării, expunând însă cheia privată la atacuri precalculate și potențiale biasuri de mapare. Ca recomandare pentru utilizare practică, se impune generarea, la înregistrare, a unui salt per utilizator, stocat local și reutilizat la autentificare și definirea unei funcții care mapează x în spațiul parametrilor globali într-un mod cât mai avantajos, asigurând acoperire uniformă, evitarea subgrupurilor mici și compatibilitate cu setările globale ale sistemului.</w:t>
       </w:r>
     </w:p>
     <w:p>
@@ -16653,7 +16665,20 @@
         <w:rPr>
           <w:color w:val="000000"/>
         </w:rPr>
-        <w:t>Complementar validării funcționale, au fost integrate instrumente de evaluare a performanței destinate monitorizării latenței și a consumului de memorie, simulări ale încărcării concurente prin intermediul platformei Locust, precum și un mecanism de audit al traficului HTTP și scenarii de simulare a atacurilor criptografice. Rezultatele acestor evaluări sunt detaliate în secțiunile III.3 și, respectiv, III.4.</w:t>
+        <w:t xml:space="preserve">Complementar validării funcționale, au fost integrate instrumente de evaluare a performanței destinate monitorizării latenței </w:t>
+      </w:r>
+      <w:r>
+        <w:rPr>
+          <w:color w:val="000000"/>
+          <w:lang w:val="ro-RO"/>
+        </w:rPr>
+        <w:t>și</w:t>
+      </w:r>
+      <w:r>
+        <w:rPr>
+          <w:color w:val="000000"/>
+        </w:rPr>
+        <w:t xml:space="preserve"> simulări ale încărcării concurente prin intermediul platformei Locust, precum și un mecanism de audit al traficului HTTP și scenarii de simulare a atacurilor criptografice. Rezultatele acestor evaluări sunt detaliate în secțiunile III.3 și, respectiv, III.4.</w:t>
       </w:r>
     </w:p>
     <w:p>
@@ -16769,7 +16794,7 @@
           <w:color w:val="000000"/>
           <w:lang w:val="ro-RO"/>
         </w:rPr>
-        <w:t>. Fluxul complet de autentificare, structurat pe etapele de angajament și verificare, a fost validat prin generarea de către client a unui element aleatoriu (nonce) notat cu r, determinarea angajamentului (2), recepționarea provocării c și transmiterea dovezii (3) către server. Serverul evaluează ulterior consistența ecuației de verificare ( (4) și (5)), emite un jeton de acces în format JWT și elimină instanța de sesiune pentru a împiedica reutilizarea acesteia, asigurând totodată că accesul la resursele protejate returnează un cod de stare HTTP 200 în prezența unui jeton valid, respectiv un cod HTTP 401 în cazul absenței, expirării sau invalidității acestuia, fapt ce permite funcționarea paralelă și independentă a utilizatorilor multipli fără interferențe la nivelul stării.</w:t>
+        <w:t>. Fluxul complet de autentificare, structurat pe etapele de angajament și verificare, a fost validat prin generarea de către client a unui element aleatoriu (nonce) notat cu r, determinarea angajamentului (2), recepționarea provocării c și transmiterea dovezii (3) către server. Serverul evaluează ulterior consistența ecuației de verificare ((4) și (5)), emite un jeton de acces în format JWT și elimină instanța de sesiune pentru a împiedica reutilizarea acesteia, asigurând totodată că accesul la resursele protejate returnează un cod de stare HTTP 200 în prezența unui jeton valid, respectiv un cod HTTP 401 în cazul absenței, expirării sau invalidității acestuia, fapt ce permite funcționarea paralelă și independentă a utilizatorilor multipli fără interferențe la nivelul stării.</w:t>
       </w:r>
     </w:p>
     <w:p>
@@ -16791,14 +16816,7 @@
         <w:rPr>
           <w:color w:val="000000"/>
         </w:rPr>
-        <w:t xml:space="preserve">Evaluarea comportamentului defensiv al protocolului a impus implementarea unor scenarii negative menite să confirme respingerea controlată a tentativelor de acces neautorizat sau de fraudă electronică. În situația introducerii unei parole incorecte, se constată că dovada calculată pe baza unei valori eronate nu satisface ecuația de validare, determinând serverul să returneze codul HTTP 401 și să distrugă sesiunea utilizată pentru a bloca atacurile repetitive pe același canal. De asemenea, tentativele de retransmitere (replay attack), bazate pe refolosirea unui identificator de sesiune și a unei soluții deja procesate, determină generarea unui răspuns de tip HTTP 404 sau HTTP 401 ca urmare a eliminării imediate a stării după prima utilizare validă. Depășirea timpului de viață (TTL), setat la o fereastră de 5 secunde între etapele de angajament și verificare, conduce la invalidarea automată a cererii cu un răspuns HTTP 401, în timp ce mecanismul de prevenire a deturnării (hijacking prevention), testat prin transmisii duble de tip angajament pentru același identificator, generează un cod de eroare HTTP 409 și anulează ambele sesiuni concurente pentru a bloca suprascrierea silențioasă, politică aplicată în mod similar și în cazul înregistrărilor </w:t>
-      </w:r>
-      <w:r>
-        <w:rPr>
-          <w:color w:val="000000"/>
-        </w:rPr>
-        <w:lastRenderedPageBreak/>
-        <w:t>duplicate.</w:t>
+        <w:t>Evaluarea comportamentului defensiv al protocolului a impus implementarea unor scenarii negative menite să confirme respingerea controlată a tentativelor de acces neautorizat sau de fraudă. În situația introducerii unei parole incorecte, se constată că dovada calculată pe baza unei valori eronate nu satisface ecuația de validare, determinând serverul să returneze codul HTTP 401 și să distrugă sesiunea utilizată pentru a bloca atacurile repetitive pe același canal. De asemenea, tentativele de retransmitere (replay attack), bazate pe refolosirea unui identificator de sesiune și a unei soluții deja procesate, determină generarea unui răspuns de tip HTTP 404 sau HTTP 401 ca urmare a eliminării imediate a stării după prima utilizare validă. Depășirea timpului de viață (TTL), setat la o fereastră de 5 secunde între etapele de angajament și verificare, conduce la invalidarea automată a cererii cu un răspuns HTTP 401, în timp ce mecanismul de prevenire a deturnării (hijacking prevention), testat prin transmisii duble de tip angajament pentru același identificator, generează un cod de eroare HTTP 409 și anulează ambele sesiuni concurente pentru a bloca suprascrierea silențioasă, politică aplicată în mod similar și în cazul înregistrărilor duplicate.</w:t>
       </w:r>
     </w:p>
     <w:p>
@@ -16822,6 +16840,7 @@
           <w:color w:val="000000"/>
           <w:lang w:val="ro-RO"/>
         </w:rPr>
+        <w:lastRenderedPageBreak/>
         <w:t>În continuarea analizei, determinarea comportamentului algoritmului la frontierele matematice ale grupului criptografic și în prezența unor date de intrare neconforme a fost realizată prin testarea extinsă a cazurilor limită (corner cases), context în care s-a urmărit reacția sistemului la valori ale soluției situate în afara intervalului admis, acestea din urmă fiind respinse prin coduri HTTP 422. Pentru a preveni atacurile bazate pe subgrupuri mici (small subgroup attack), introducerea unor chei publice triviale aparținând setului {0, 1, -1, P-1} sau a unor angajamente nule la faza de inițiere determină respingerea imediată a solicitărilor fără generarea de sesiuni orfane. În condiții de concurență ridicată, simularea a zece fire de execuție simultane pentru același utilizator a demonstrat stabilitatea mecanismului de blocare prin excludere reciprocă (mutex lock), lăsând activă cel mult o sesiune validă, în timp ce introducerea unor tipuri de date malformate în câmpurile numerice, cum ar fi numere cu virgulă mobilă, notații științifice, șiruri de caractere sau valori nule, este interceptată prin coduri HTTP 400 sau 422, confirmând totodată validarea antetului de autentificare X-Auth-Session.</w:t>
       </w:r>
     </w:p>
@@ -16944,7 +16963,7 @@
         <w:rPr>
           <w:color w:val="000000"/>
         </w:rPr>
-        <w:t xml:space="preserve">În vederea stabilirii unei baze de referință pentru analiza comparativă, s-a procedat la integrarea și validarea funcțională a trei variante ale protocolului OAuth 2.0, acoperind fluxul securizat cu extensia PKCE (conform RFC 7636) bazat pe provocări criptografice de tip S256, variantă standardizată fără această extensie, dedicată canalelor securizate de server, precum și o implementare echivalentă bazată pe biblioteca specializată Authlib. Ca urmare a execuției acestei suite de asigurare a calității, s-a obținut o rată de succes de sută la sută, fiind promovate integral toate cele </w:t>
+        <w:t xml:space="preserve">Ca urmare a execuției acestei suite de asigurare a calității, s-a obținut o rată de succes de sută la sută, fiind promovate integral toate cele </w:t>
       </w:r>
       <w:r>
         <w:rPr>
@@ -16980,7 +16999,7 @@
         <w:rPr>
           <w:color w:val="000000"/>
         </w:rPr>
-        <w:t>. Acest rezultat atestă faptul că implementarea acoperă traseul nominal și gestionează scenariile de eroare, oferind un fundament empiric solid pentru evaluarea comparativă prezentată în secțiunile următoare.</w:t>
+        <w:t>. Acest rezultat atestă faptul că implementarea acoperă traseul nominal și gestionează scenariile de eroare, oferind un fundament empiric solid.</w:t>
       </w:r>
     </w:p>
     <w:p>
@@ -17054,23 +17073,6 @@
         </w:rPr>
         <w:t>:</w:t>
       </w:r>
-    </w:p>
-    <w:p>
-      <w:pPr>
-        <w:pBdr>
-          <w:top w:val="nil"/>
-          <w:left w:val="nil"/>
-          <w:bottom w:val="nil"/>
-          <w:right w:val="nil"/>
-          <w:between w:val="nil"/>
-        </w:pBdr>
-        <w:ind w:firstLine="720"/>
-        <w:jc w:val="both"/>
-        <w:rPr>
-          <w:color w:val="000000"/>
-          <w:lang w:val="ro-RO"/>
-        </w:rPr>
-      </w:pPr>
     </w:p>
     <w:p>
       <w:pPr>
@@ -17117,7 +17119,6 @@
           <w:sz w:val="22"/>
           <w:szCs w:val="22"/>
         </w:rPr>
-        <w:lastRenderedPageBreak/>
         <w:t xml:space="preserve">Tabelul 1. </w:t>
       </w:r>
       <w:r>
@@ -18198,6 +18199,7 @@
         <w:rPr>
           <w:color w:val="000000"/>
         </w:rPr>
+        <w:lastRenderedPageBreak/>
         <w:t xml:space="preserve">Din analiza datelor, se observă că factorul de cost dominant în cadrul protocolului Zero-Knowledge Proof este reprezentat de operațiile de exponențiere modulară (respectiv </w:t>
       </w:r>
       <m:oMath>
@@ -20131,15 +20133,56 @@
         <w:rPr>
           <w:color w:val="000000"/>
         </w:rPr>
-        <w:t xml:space="preserve">Complementar evaluării operațiilor izolate, s-a procedat la măsurarea latenței complete a fluxurilor de autentificare de la un capăt la altul (end-to-end), înglobând toate etapele protocolare </w:t>
-      </w:r>
-      <w:r>
-        <w:rPr>
-          <w:color w:val="000000"/>
-        </w:rPr>
-        <w:lastRenderedPageBreak/>
-        <w:t>necesare unei autentificări reușite. Rezultatele, sintetizate în Tabelul 3, reflectă costul integral perceput de un client care parcurge întreg ciclul de autentificare:</w:t>
-      </w:r>
+        <w:t>Complementar evaluării operațiilor izolate, s-a procedat la măsurarea latenței complete a fluxurilor de autentificare de la un capăt la altul (end-to-end), înglobând toate etapele protocolare necesare unei autentificări reușite. Rezultatele, sintetizate în Tabelul 3, reflectă costul integral perceput de un client care parcurge întreg ciclul de autentificare:</w:t>
+      </w:r>
+    </w:p>
+    <w:p>
+      <w:pPr>
+        <w:pBdr>
+          <w:top w:val="nil"/>
+          <w:left w:val="nil"/>
+          <w:bottom w:val="nil"/>
+          <w:right w:val="nil"/>
+          <w:between w:val="nil"/>
+        </w:pBdr>
+        <w:ind w:firstLine="720"/>
+        <w:jc w:val="both"/>
+        <w:rPr>
+          <w:color w:val="000000"/>
+        </w:rPr>
+      </w:pPr>
+    </w:p>
+    <w:p>
+      <w:pPr>
+        <w:pBdr>
+          <w:top w:val="nil"/>
+          <w:left w:val="nil"/>
+          <w:bottom w:val="nil"/>
+          <w:right w:val="nil"/>
+          <w:between w:val="nil"/>
+        </w:pBdr>
+        <w:ind w:firstLine="720"/>
+        <w:jc w:val="both"/>
+        <w:rPr>
+          <w:color w:val="000000"/>
+        </w:rPr>
+      </w:pPr>
+    </w:p>
+    <w:p>
+      <w:pPr>
+        <w:pBdr>
+          <w:top w:val="nil"/>
+          <w:left w:val="nil"/>
+          <w:bottom w:val="nil"/>
+          <w:right w:val="nil"/>
+          <w:between w:val="nil"/>
+        </w:pBdr>
+        <w:ind w:firstLine="720"/>
+        <w:jc w:val="both"/>
+        <w:rPr>
+          <w:color w:val="000000"/>
+        </w:rPr>
+      </w:pPr>
     </w:p>
     <w:p>
       <w:pPr>
@@ -20185,6 +20228,7 @@
           <w:sz w:val="22"/>
           <w:szCs w:val="22"/>
         </w:rPr>
+        <w:lastRenderedPageBreak/>
         <w:t xml:space="preserve">Tabelul 3. </w:t>
       </w:r>
       <w:r>
@@ -21963,14 +22007,14 @@
         <w:rPr>
           <w:color w:val="000000"/>
         </w:rPr>
-        <w:t xml:space="preserve">, ambele fundamentate pe principii de tip zero-knowledge. Pentru a asigura echitatea </w:t>
+        <w:t xml:space="preserve">, ambele fundamentate pe principii de tip zero-knowledge. Pentru a asigura echitatea comparației, implementarea Schnorr a fost adaptată într-un mediu izolat: operațiile de exponențiere au fost migrate de la grupul MODP de 2048 de biți către curba eliptică secp256r1 (NIST P-256), iar protocolul a fost extins cu verificare mutuală (autentificarea bidirecțională a </w:t>
       </w:r>
       <w:r>
         <w:rPr>
           <w:color w:val="000000"/>
         </w:rPr>
         <w:lastRenderedPageBreak/>
-        <w:t>comparației, implementarea Schnorr a fost adaptată într-un mediu izolat: operațiile de exponențiere au fost migrate de la grupul MODP de 2048 de biți către curba eliptică secp256r1 (NIST P-256), iar protocolul a fost extins cu verificare mutuală (autentificarea bidirecțională a serverului față de client) și derivarea unei chei de sesiune prin ECDH, deoarece atât SRP-6a, cât și SPAKE2 integrează nativ aceste funcționalități. Rezultatele sintetice, obținute pe 100 de iterații, sunt prezentate în Tabelul 5.</w:t>
+        <w:t>serverului față de client) și derivarea unei chei de sesiune prin ECDH, deoarece atât SRP-6a, cât și SPAKE2 integrează nativ aceste funcționalități. Rezultatele sintetice, obținute pe 100 de iterații, sunt prezentate în Tabelul 5.</w:t>
       </w:r>
     </w:p>
     <w:p>
@@ -22875,14 +22919,14 @@
         <w:rPr>
           <w:color w:val="000000"/>
         </w:rPr>
-        <w:t xml:space="preserve">Cu toate acestea, analiza </w:t>
+        <w:t xml:space="preserve">Cu toate acestea, analiza comparativă prezentată în secțiunea III.3 (Tabelul 5) a evidențiat faptul că protocoalele SRP-6a și SPAKE2 oferă suplimentar rezistență la compromiterea bazei de date (server-breach resistance), proprietate pe care implementarea curentă a schemei Schnorr nu o integrează nativ, reprezentând </w:t>
       </w:r>
       <w:r>
         <w:rPr>
           <w:color w:val="000000"/>
         </w:rPr>
         <w:lastRenderedPageBreak/>
-        <w:t>comparativă prezentată în secțiunea III.3 (Tabelul 5) a evidențiat faptul că protocoalele SRP-6a și SPAKE2 oferă suplimentar rezistență la compromiterea bazei de date (server-breach resistance), proprietate pe care implementarea curentă a schemei Schnorr nu o integrează nativ, reprezentând o direcție prioritară de dezvoltare.</w:t>
+        <w:t>o direcție prioritară de dezvoltare.</w:t>
       </w:r>
     </w:p>
     <w:p>
@@ -23623,14 +23667,7 @@
         <w:rPr>
           <w:color w:val="000000"/>
         </w:rPr>
-        <w:t xml:space="preserve">Pe de altă parte, o suprafață de atac vulnerabilă în cadrul protocoalelor bazate pe problema logaritmului discret este reprezentată de faza de distribuție a parametrilor publici. În acest sens, s-a simulat un atac de tip Man-in-the-Middle (MitM) bazat pe injectarea unor parametri slabi (P = 23, Q = 11, G = 4), prin interceptarea și substituirea răspunsului punctului terminal GET </w:t>
-      </w:r>
-      <w:r>
-        <w:rPr>
-          <w:color w:val="000000"/>
-        </w:rPr>
-        <w:lastRenderedPageBreak/>
-        <w:t>/parameters. S-a demonstrat că, prin acceptarea acestor parametri minimali de către un client neprotejat, complexitatea problemei logaritmului discret colapsează, grupul criptografic având doar 11 elemente în loc de aproximativ</w:t>
+        <w:t>Pe de altă parte, o suprafață de atac vulnerabilă în cadrul protocoalelor bazate pe problema logaritmului discret este reprezentată de faza de distribuție a parametrilor publici. În acest sens, s-a simulat un atac de tip Man-in-the-Middle (MitM) bazat pe injectarea unor parametri slabi (P = 23, Q = 11, G = 4), prin interceptarea și substituirea răspunsului punctului terminal GET /parameters. S-a demonstrat că, prin acceptarea acestor parametri minimali de către un client neprotejat, complexitatea problemei logaritmului discret colapsează, grupul criptografic având doar 11 elemente în loc de aproximativ</w:t>
       </w:r>
       <w:r>
         <w:rPr>
@@ -23679,7 +23716,14 @@
         <w:rPr>
           <w:color w:val="000000"/>
         </w:rPr>
-        <w:t xml:space="preserve"> candidați corespunzători parametrilor reali ai protocolului (P de 2048 biți, RFC 3526 Group 14, G = 4), ceea ce permite rezolvarea prin forță brută în cel mult P-2 pași. Cu toate acestea, serverul, respinge în mod proactiv la faza de înregistrare orice cheie publică y care nu satisface condiția de apartenență la subgrupul legitim (</w:t>
+        <w:t xml:space="preserve"> candidați corespunzători parametrilor reali ai </w:t>
+      </w:r>
+      <w:r>
+        <w:rPr>
+          <w:color w:val="000000"/>
+        </w:rPr>
+        <w:lastRenderedPageBreak/>
+        <w:t>protocolului (P de 2048 biți, RFC 3526 Group 14, G = 4), ceea ce permite rezolvarea prin forță brută în cel mult P-2 pași. Cu toate acestea, serverul, respinge în mod proactiv la faza de înregistrare orice cheie publică y care nu satisface condiția de apartenență la subgrupul legitim (</w:t>
       </w:r>
       <m:oMath>
         <m:sSup>
@@ -28182,6 +28226,7 @@
   <w:style w:type="character" w:default="1" w:styleId="DefaultParagraphFont">
     <w:name w:val="Default Paragraph Font"/>
     <w:uiPriority w:val="1"/>
+    <w:semiHidden/>
     <w:unhideWhenUsed/>
   </w:style>
   <w:style w:type="table" w:default="1" w:styleId="TableNormal">

--- a/docs/Disertatie_Matei_Rares_6.docx
+++ b/docs/Disertatie_Matei_Rares_6.docx
@@ -1755,14 +1755,12 @@
               <w:rFonts w:ascii="Times New Roman" w:hAnsi="Times New Roman" w:cs="Times New Roman"/>
             </w:rPr>
           </w:pPr>
-          <w:proofErr w:type="spellStart"/>
           <w:r>
             <w:rPr>
               <w:rFonts w:ascii="Times New Roman" w:hAnsi="Times New Roman" w:cs="Times New Roman"/>
             </w:rPr>
             <w:t>Cuprins</w:t>
           </w:r>
-          <w:proofErr w:type="spellEnd"/>
         </w:p>
         <w:p>
           <w:pPr>
@@ -6975,7 +6973,13 @@
         <w:rPr>
           <w:color w:val="000000"/>
         </w:rPr>
-        <w:t>; dacă un adversar observă schimbul de mesaje, acesta va capta doar numere asociate unui proces tranzitoriu, extragerea secretului fiind imposibilă matematic. În al doilea rând, previne atacurile de tip Replay, deoarece natura interactivă a protocolului presupune emiterea unei provocări unice (</w:t>
+        <w:t>. De aceea,</w:t>
+      </w:r>
+      <w:r>
+        <w:rPr>
+          <w:color w:val="000000"/>
+        </w:rPr>
+        <w:t xml:space="preserve"> dacă un adversar observă schimbul de mesaje, acesta va capta doar numere asociate unui proces tranzitoriu, extragerea secretului fiind imposibilă matematic. În al doilea rând, previne atacurile de tip Replay, deoarece natura interactivă a protocolului presupune emiterea unei provocări unice (</w:t>
       </w:r>
       <w:r>
         <w:rPr>
@@ -11900,7 +11904,7 @@
           <w:noProof/>
         </w:rPr>
         <w:drawing>
-          <wp:anchor distT="0" distB="0" distL="114300" distR="114300" simplePos="0" relativeHeight="251673600" behindDoc="0" locked="0" layoutInCell="1" allowOverlap="1" wp14:anchorId="5BBC0931" wp14:editId="75C100DC">
+          <wp:anchor distT="0" distB="0" distL="114300" distR="114300" simplePos="0" relativeHeight="251673600" behindDoc="0" locked="0" layoutInCell="1" allowOverlap="1" wp14:anchorId="5BBC0931" wp14:editId="1F0C5B61">
             <wp:simplePos x="0" y="0"/>
             <wp:positionH relativeFrom="page">
               <wp:posOffset>1304290</wp:posOffset>
@@ -12423,7 +12427,7 @@
         <w:rPr>
           <w:color w:val="000000"/>
         </w:rPr>
-        <w:t>La recepția cererii, serverul execută o succesiune de verificări de securitate. Se validează existența sesiunii asociate identificatorului transmis, respingând cu codul HTTP 404 sesiunile inexistente. Se verifică dacă sesiunea nu a depășit intervalul de valabilitate (TTL de 5 secunde), sesiunile expirate fiind șterse și respinse cu codul HTTP 401. Se controlează dacă valoarea răspunsului se încadrează în intervalul valid admis matematic, respingând cu codul HTTP 422 soluțiile în afara domeniului. Serverul recalculează apoi valoarea de legare a sesiunii pe baza contextului HTTP curent și o compară cu cea stocată la momentul angajamentului, respingând cu codul HTTP 401 orice neconcordanță, mecanism care previne atacurile de interceptare și retransmisie (relay și session hijacking). După parcurgerea tuturor verificărilor preliminare, serverul citește cheia publică a utilizatorului din baza de date și evaluează egalitatea Schnorr conform (1) din secțiunea II.2.1. Dacă dovada este validă, serverul inserează referința jetonului în baza de date, șterge imediat sesiunea temporară și returnează clientului jetonul de acces în format JWT, semnat HS256, cu codul HTTP 200. În cazul unei dovezi invalide, sesiunea este de asemenea ștearsă, iar serverul returnează codul HTTP 401 (</w:t>
+        <w:t>La recepția cererii, serverul execută o succesiune de verificări de securitate. Se validează existența sesiunii asociate identificatorului transmis, respingând cu codul HTTP 404 sesiunile inexistente. Se verifică dacă sesiunea nu a depășit intervalul de valabilitate, sesiunile expirate fiind șterse și respinse cu codul HTTP 401. Se controlează dacă valoarea răspunsului se încadrează în intervalul valid admis matematic, respingând cu codul HTTP 422 soluțiile în afara domeniului. Serverul recalculează apoi valoarea de legare a sesiunii pe baza contextului HTTP curent și o compară cu cea stocată la momentul angajamentului, respingând cu codul HTTP 401 orice neconcordanță, mecanism care previne atacurile de interceptare și retransmisie (relay și session hijacking). După parcurgerea tuturor verificărilor preliminare, serverul citește cheia publică a utilizatorului din baza de date și evaluează egalitatea Schnorr conform (1) din secțiunea II.2.1. Dacă dovada este validă, serverul inserează referința jetonului în baza de date, șterge imediat sesiunea temporară și returnează clientului jetonul de acces în format JWT, semnat HS256, cu codul HTTP 200. În cazul unei dovezi invalide, sesiunea este de asemenea ștearsă, iar serverul returnează codul HTTP 401 (</w:t>
       </w:r>
       <w:r>
         <w:rPr>
@@ -12474,7 +12478,7 @@
         </w:rPr>
         <w:lastRenderedPageBreak/>
         <w:drawing>
-          <wp:anchor distT="0" distB="0" distL="114300" distR="114300" simplePos="0" relativeHeight="251674624" behindDoc="0" locked="0" layoutInCell="1" allowOverlap="1" wp14:anchorId="265ECEC0" wp14:editId="35A0D2BA">
+          <wp:anchor distT="0" distB="0" distL="114300" distR="114300" simplePos="0" relativeHeight="251674624" behindDoc="0" locked="0" layoutInCell="1" allowOverlap="1" wp14:anchorId="265ECEC0" wp14:editId="70D10DD3">
             <wp:simplePos x="0" y="0"/>
             <wp:positionH relativeFrom="margin">
               <wp:align>center</wp:align>
@@ -16234,7 +16238,55 @@
         <w:rPr>
           <w:color w:val="000000"/>
         </w:rPr>
-        <w:t>, cu generatorul G = 4, oferind un nivel de securitate de aproximativ 112 biți. O evoluție naturală ar consta în migrarea către criptografia pe curbe eliptice (Elliptic Curve Cryptography, ECC), care oferă securitate echivalentă cu scalari semnificativ inferiori, reducând latența și volumul datelor transmise; această direcție este consemnată ca obiectiv viitor de dezvoltare.</w:t>
+        <w:t xml:space="preserve">, cu generatorul G = 4, oferind un nivel de securitate de aproximativ 112 biți. O evoluție naturală ar consta în migrarea către criptografia pe curbe eliptice (Elliptic Curve Cryptography, ECC), care oferă securitate echivalentă cu </w:t>
+      </w:r>
+      <w:r>
+        <w:rPr>
+          <w:color w:val="000000"/>
+        </w:rPr>
+        <w:t xml:space="preserve">parametrii </w:t>
+      </w:r>
+      <w:r>
+        <w:rPr>
+          <w:color w:val="000000"/>
+        </w:rPr>
+        <w:t xml:space="preserve">scalari </w:t>
+      </w:r>
+      <w:r>
+        <w:rPr>
+          <w:color w:val="000000"/>
+        </w:rPr>
+        <w:t>mai mici</w:t>
+      </w:r>
+      <w:r>
+        <w:rPr>
+          <w:color w:val="000000"/>
+        </w:rPr>
+        <w:t>, reducând latența și volumul datelor transmise</w:t>
+      </w:r>
+      <w:r>
+        <w:rPr>
+          <w:color w:val="000000"/>
+        </w:rPr>
+        <w:t>,</w:t>
+      </w:r>
+      <w:r>
+        <w:rPr>
+          <w:color w:val="000000"/>
+        </w:rPr>
+        <w:t xml:space="preserve"> această direcție </w:t>
+      </w:r>
+      <w:r>
+        <w:rPr>
+          <w:color w:val="000000"/>
+        </w:rPr>
+        <w:t xml:space="preserve">fiind </w:t>
+      </w:r>
+      <w:r>
+        <w:rPr>
+          <w:color w:val="000000"/>
+        </w:rPr>
+        <w:t>consemnată ca obiectiv viitor de dezvoltare.</w:t>
       </w:r>
     </w:p>
     <w:p>
@@ -16539,7 +16591,31 @@
         <w:rPr>
           <w:color w:val="000000"/>
         </w:rPr>
-        <w:t>În varianta curentă, strict demonstrativă, destinată browserului, modulul auth.js derivă x prin SHAKE256, utilizat pentru a acoperi cât mai uniform spațiul de valori al parametrilor, însă fără a introduce un salt criptografic independent; această simplificare, adoptată din motive de portabilitate și compatibilitate cu mediul JavaScript, reduce semnificativ costul computațional al derivării, expunând însă cheia privată la atacuri precalculate și potențiale biasuri de mapare. Ca recomandare pentru utilizare practică, se impune generarea, la înregistrare, a unui salt per utilizator, stocat local și reutilizat la autentificare și definirea unei funcții care mapează x în spațiul parametrilor globali într-un mod cât mai avantajos, asigurând acoperire uniformă, evitarea subgrupurilor mici și compatibilitate cu setările globale ale sistemului.</w:t>
+        <w:t>În varianta curentă, strict demonstrativă, destinată browserului, modulul auth.js derivă x prin SHAKE256, utilizat pentru a acoperi cât mai uniform spațiul de valori al parametrilor, însă fără a introduce un salt criptografic independent</w:t>
+      </w:r>
+      <w:r>
+        <w:rPr>
+          <w:color w:val="000000"/>
+        </w:rPr>
+        <w:t>.</w:t>
+      </w:r>
+      <w:r>
+        <w:rPr>
+          <w:color w:val="000000"/>
+        </w:rPr>
+        <w:t xml:space="preserve"> </w:t>
+      </w:r>
+      <w:r>
+        <w:rPr>
+          <w:color w:val="000000"/>
+        </w:rPr>
+        <w:t>A</w:t>
+      </w:r>
+      <w:r>
+        <w:rPr>
+          <w:color w:val="000000"/>
+        </w:rPr>
+        <w:t>ceastă simplificare, adoptată din motive de portabilitate și compatibilitate cu mediul JavaScript, reduce semnificativ costul computațional al derivării, expunând însă cheia privată la atacuri precalculate și potențiale biasuri de mapare. Ca recomandare pentru utilizare practică, se impune generarea, la înregistrare, a unui salt per utilizator, stocat local și reutilizat la autentificare și definirea unei funcții care mapează x în spațiul parametrilor globali într-un mod cât mai avantajos, asigurând acoperire uniformă, evitarea subgrupurilor mici și compatibilitate cu setările globale ale sistemului.</w:t>
       </w:r>
     </w:p>
     <w:p>
@@ -16969,13 +17045,31 @@
         <w:rPr>
           <w:color w:val="000000"/>
         </w:rPr>
-        <w:t>48</w:t>
-      </w:r>
-      <w:r>
-        <w:rPr>
-          <w:color w:val="000000"/>
-        </w:rPr>
-        <w:t xml:space="preserve"> de teste planificate, structurate în 5 teste pozitive, 5 teste negative, 30 de cazuri limită</w:t>
+        <w:t>4</w:t>
+      </w:r>
+      <w:r>
+        <w:rPr>
+          <w:color w:val="000000"/>
+        </w:rPr>
+        <w:t>9</w:t>
+      </w:r>
+      <w:r>
+        <w:rPr>
+          <w:color w:val="000000"/>
+        </w:rPr>
+        <w:t xml:space="preserve"> de teste planificate, structurate în 5 teste pozitive, 5 teste negative, 3</w:t>
+      </w:r>
+      <w:r>
+        <w:rPr>
+          <w:color w:val="000000"/>
+        </w:rPr>
+        <w:t>1</w:t>
+      </w:r>
+      <w:r>
+        <w:rPr>
+          <w:color w:val="000000"/>
+        </w:rPr>
+        <w:t xml:space="preserve"> de cazuri limită</w:t>
       </w:r>
       <w:r>
         <w:rPr>
@@ -17073,6 +17167,1078 @@
         </w:rPr>
         <w:t>:</w:t>
       </w:r>
+    </w:p>
+    <w:p>
+      <w:pPr>
+        <w:pBdr>
+          <w:top w:val="nil"/>
+          <w:left w:val="nil"/>
+          <w:bottom w:val="nil"/>
+          <w:right w:val="nil"/>
+          <w:between w:val="nil"/>
+        </w:pBdr>
+        <w:ind w:firstLine="720"/>
+        <w:jc w:val="both"/>
+        <w:rPr>
+          <w:color w:val="000000"/>
+        </w:rPr>
+      </w:pPr>
+    </w:p>
+    <w:tbl>
+      <w:tblPr>
+        <w:tblW w:w="0" w:type="auto"/>
+        <w:tblBorders>
+          <w:top w:val="single" w:sz="4" w:space="0" w:color="000000"/>
+          <w:left w:val="single" w:sz="4" w:space="0" w:color="000000"/>
+          <w:bottom w:val="single" w:sz="4" w:space="0" w:color="000000"/>
+          <w:right w:val="single" w:sz="4" w:space="0" w:color="000000"/>
+          <w:insideH w:val="single" w:sz="4" w:space="0" w:color="auto"/>
+          <w:insideV w:val="single" w:sz="4" w:space="0" w:color="auto"/>
+        </w:tblBorders>
+        <w:tblCellMar>
+          <w:top w:w="15" w:type="dxa"/>
+          <w:left w:w="15" w:type="dxa"/>
+          <w:bottom w:w="15" w:type="dxa"/>
+          <w:right w:w="15" w:type="dxa"/>
+        </w:tblCellMar>
+        <w:tblLook w:val="04A0" w:firstRow="1" w:lastRow="0" w:firstColumn="1" w:lastColumn="0" w:noHBand="0" w:noVBand="1"/>
+      </w:tblPr>
+      <w:tblGrid>
+        <w:gridCol w:w="937"/>
+        <w:gridCol w:w="1183"/>
+        <w:gridCol w:w="970"/>
+        <w:gridCol w:w="1010"/>
+        <w:gridCol w:w="998"/>
+        <w:gridCol w:w="1418"/>
+      </w:tblGrid>
+      <w:tr>
+        <w:trPr>
+          <w:trHeight w:val="296"/>
+        </w:trPr>
+        <w:tc>
+          <w:tcPr>
+            <w:tcW w:w="0" w:type="auto"/>
+            <w:hideMark/>
+          </w:tcPr>
+          <w:p>
+            <w:pPr>
+              <w:pBdr>
+                <w:top w:val="nil"/>
+                <w:left w:val="nil"/>
+                <w:bottom w:val="nil"/>
+                <w:right w:val="nil"/>
+                <w:between w:val="nil"/>
+              </w:pBdr>
+              <w:rPr>
+                <w:color w:val="000000"/>
+                <w:lang w:val="ro-RO"/>
+              </w:rPr>
+            </w:pPr>
+            <w:r>
+              <w:rPr>
+                <w:b/>
+                <w:bCs/>
+                <w:color w:val="000000"/>
+                <w:lang w:val="ro-RO"/>
+              </w:rPr>
+              <w:t>Operație</w:t>
+            </w:r>
+          </w:p>
+        </w:tc>
+        <w:tc>
+          <w:tcPr>
+            <w:tcW w:w="0" w:type="auto"/>
+            <w:vAlign w:val="center"/>
+            <w:hideMark/>
+          </w:tcPr>
+          <w:p>
+            <w:pPr>
+              <w:pBdr>
+                <w:top w:val="nil"/>
+                <w:left w:val="nil"/>
+                <w:bottom w:val="nil"/>
+                <w:right w:val="nil"/>
+                <w:between w:val="nil"/>
+              </w:pBdr>
+              <w:rPr>
+                <w:color w:val="000000"/>
+                <w:lang w:val="ro-RO"/>
+              </w:rPr>
+            </w:pPr>
+            <w:r>
+              <w:rPr>
+                <w:b/>
+                <w:bCs/>
+                <w:color w:val="000000"/>
+                <w:lang w:val="ro-RO"/>
+              </w:rPr>
+              <w:t>Medie (ms)</w:t>
+            </w:r>
+          </w:p>
+        </w:tc>
+        <w:tc>
+          <w:tcPr>
+            <w:tcW w:w="0" w:type="auto"/>
+            <w:vAlign w:val="center"/>
+            <w:hideMark/>
+          </w:tcPr>
+          <w:p>
+            <w:pPr>
+              <w:pBdr>
+                <w:top w:val="nil"/>
+                <w:left w:val="nil"/>
+                <w:bottom w:val="nil"/>
+                <w:right w:val="nil"/>
+                <w:between w:val="nil"/>
+              </w:pBdr>
+              <w:rPr>
+                <w:color w:val="000000"/>
+                <w:lang w:val="ro-RO"/>
+              </w:rPr>
+            </w:pPr>
+            <w:r>
+              <w:rPr>
+                <w:b/>
+                <w:bCs/>
+                <w:color w:val="000000"/>
+                <w:lang w:val="ro-RO"/>
+              </w:rPr>
+              <w:t>Min (ms)</w:t>
+            </w:r>
+          </w:p>
+        </w:tc>
+        <w:tc>
+          <w:tcPr>
+            <w:tcW w:w="0" w:type="auto"/>
+            <w:vAlign w:val="center"/>
+            <w:hideMark/>
+          </w:tcPr>
+          <w:p>
+            <w:pPr>
+              <w:pBdr>
+                <w:top w:val="nil"/>
+                <w:left w:val="nil"/>
+                <w:bottom w:val="nil"/>
+                <w:right w:val="nil"/>
+                <w:between w:val="nil"/>
+              </w:pBdr>
+              <w:rPr>
+                <w:color w:val="000000"/>
+                <w:lang w:val="ro-RO"/>
+              </w:rPr>
+            </w:pPr>
+            <w:r>
+              <w:rPr>
+                <w:b/>
+                <w:bCs/>
+                <w:color w:val="000000"/>
+                <w:lang w:val="ro-RO"/>
+              </w:rPr>
+              <w:t>Max (ms)</w:t>
+            </w:r>
+          </w:p>
+        </w:tc>
+        <w:tc>
+          <w:tcPr>
+            <w:tcW w:w="998" w:type="dxa"/>
+            <w:vAlign w:val="center"/>
+          </w:tcPr>
+          <w:p>
+            <w:pPr>
+              <w:pBdr>
+                <w:top w:val="nil"/>
+                <w:left w:val="nil"/>
+                <w:bottom w:val="nil"/>
+                <w:right w:val="nil"/>
+                <w:between w:val="nil"/>
+              </w:pBdr>
+              <w:rPr>
+                <w:b/>
+                <w:bCs/>
+                <w:color w:val="000000"/>
+                <w:lang w:val="ro-RO"/>
+              </w:rPr>
+            </w:pPr>
+            <w:r>
+              <w:rPr>
+                <w:b/>
+                <w:bCs/>
+                <w:color w:val="000000"/>
+                <w:lang w:val="ro-RO"/>
+              </w:rPr>
+              <w:t>P95 (ms)</w:t>
+            </w:r>
+          </w:p>
+        </w:tc>
+        <w:tc>
+          <w:tcPr>
+            <w:tcW w:w="1418" w:type="dxa"/>
+            <w:vAlign w:val="center"/>
+          </w:tcPr>
+          <w:p>
+            <w:pPr>
+              <w:pBdr>
+                <w:top w:val="nil"/>
+                <w:left w:val="nil"/>
+                <w:bottom w:val="nil"/>
+                <w:right w:val="nil"/>
+                <w:between w:val="nil"/>
+              </w:pBdr>
+              <w:rPr>
+                <w:b/>
+                <w:bCs/>
+                <w:color w:val="000000"/>
+                <w:lang w:val="ro-RO"/>
+              </w:rPr>
+            </w:pPr>
+            <w:r>
+              <w:rPr>
+                <w:b/>
+                <w:bCs/>
+                <w:color w:val="000000"/>
+                <w:lang w:val="ro-RO"/>
+              </w:rPr>
+              <w:t>StdDev (ms)</w:t>
+            </w:r>
+          </w:p>
+        </w:tc>
+      </w:tr>
+      <w:tr>
+        <w:trPr>
+          <w:trHeight w:val="278"/>
+        </w:trPr>
+        <w:tc>
+          <w:tcPr>
+            <w:tcW w:w="0" w:type="auto"/>
+            <w:hideMark/>
+          </w:tcPr>
+          <w:p>
+            <w:pPr>
+              <w:pBdr>
+                <w:top w:val="nil"/>
+                <w:left w:val="nil"/>
+                <w:bottom w:val="nil"/>
+                <w:right w:val="nil"/>
+                <w:between w:val="nil"/>
+              </w:pBdr>
+              <w:rPr>
+                <w:color w:val="000000"/>
+                <w:lang w:val="ro-RO"/>
+              </w:rPr>
+            </w:pPr>
+            <w:r>
+              <w:rPr>
+                <w:color w:val="000000"/>
+                <w:lang w:val="ro-RO"/>
+              </w:rPr>
+              <w:t>1</w:t>
+            </w:r>
+          </w:p>
+        </w:tc>
+        <w:tc>
+          <w:tcPr>
+            <w:tcW w:w="0" w:type="auto"/>
+            <w:hideMark/>
+          </w:tcPr>
+          <w:p>
+            <w:pPr>
+              <w:pBdr>
+                <w:top w:val="nil"/>
+                <w:left w:val="nil"/>
+                <w:bottom w:val="nil"/>
+                <w:right w:val="nil"/>
+                <w:between w:val="nil"/>
+              </w:pBdr>
+              <w:rPr>
+                <w:color w:val="000000"/>
+                <w:lang w:val="ro-RO"/>
+              </w:rPr>
+            </w:pPr>
+            <w:r>
+              <w:rPr>
+                <w:color w:val="000000"/>
+                <w:lang w:val="ro-RO"/>
+              </w:rPr>
+              <w:t>6</w:t>
+            </w:r>
+          </w:p>
+        </w:tc>
+        <w:tc>
+          <w:tcPr>
+            <w:tcW w:w="0" w:type="auto"/>
+            <w:hideMark/>
+          </w:tcPr>
+          <w:p>
+            <w:pPr>
+              <w:pBdr>
+                <w:top w:val="nil"/>
+                <w:left w:val="nil"/>
+                <w:bottom w:val="nil"/>
+                <w:right w:val="nil"/>
+                <w:between w:val="nil"/>
+              </w:pBdr>
+              <w:rPr>
+                <w:color w:val="000000"/>
+                <w:lang w:val="ro-RO"/>
+              </w:rPr>
+            </w:pPr>
+            <w:r>
+              <w:rPr>
+                <w:color w:val="000000"/>
+                <w:lang w:val="ro-RO"/>
+              </w:rPr>
+              <w:t>87837</w:t>
+            </w:r>
+          </w:p>
+        </w:tc>
+        <w:tc>
+          <w:tcPr>
+            <w:tcW w:w="0" w:type="auto"/>
+            <w:hideMark/>
+          </w:tcPr>
+          <w:p>
+            <w:pPr>
+              <w:pBdr>
+                <w:top w:val="nil"/>
+                <w:left w:val="nil"/>
+                <w:bottom w:val="nil"/>
+                <w:right w:val="nil"/>
+                <w:between w:val="nil"/>
+              </w:pBdr>
+              <w:rPr>
+                <w:color w:val="000000"/>
+                <w:lang w:val="ro-RO"/>
+              </w:rPr>
+            </w:pPr>
+            <w:r>
+              <w:rPr>
+                <w:color w:val="000000"/>
+                <w:lang w:val="ro-RO"/>
+              </w:rPr>
+              <w:t>787</w:t>
+            </w:r>
+          </w:p>
+        </w:tc>
+        <w:tc>
+          <w:tcPr>
+            <w:tcW w:w="998" w:type="dxa"/>
+          </w:tcPr>
+          <w:p>
+            <w:pPr>
+              <w:pBdr>
+                <w:top w:val="nil"/>
+                <w:left w:val="nil"/>
+                <w:bottom w:val="nil"/>
+                <w:right w:val="nil"/>
+                <w:between w:val="nil"/>
+              </w:pBdr>
+              <w:rPr>
+                <w:color w:val="000000"/>
+                <w:lang w:val="ro-RO"/>
+              </w:rPr>
+            </w:pPr>
+            <w:r>
+              <w:rPr>
+                <w:color w:val="000000"/>
+                <w:lang w:val="ro-RO"/>
+              </w:rPr>
+              <w:t>787</w:t>
+            </w:r>
+          </w:p>
+        </w:tc>
+        <w:tc>
+          <w:tcPr>
+            <w:tcW w:w="1418" w:type="dxa"/>
+          </w:tcPr>
+          <w:p>
+            <w:pPr>
+              <w:pBdr>
+                <w:top w:val="nil"/>
+                <w:left w:val="nil"/>
+                <w:bottom w:val="nil"/>
+                <w:right w:val="nil"/>
+                <w:between w:val="nil"/>
+              </w:pBdr>
+              <w:rPr>
+                <w:color w:val="000000"/>
+                <w:lang w:val="ro-RO"/>
+              </w:rPr>
+            </w:pPr>
+          </w:p>
+        </w:tc>
+      </w:tr>
+      <w:tr>
+        <w:trPr>
+          <w:trHeight w:val="288"/>
+        </w:trPr>
+        <w:tc>
+          <w:tcPr>
+            <w:tcW w:w="0" w:type="auto"/>
+            <w:hideMark/>
+          </w:tcPr>
+          <w:p>
+            <w:pPr>
+              <w:pBdr>
+                <w:top w:val="nil"/>
+                <w:left w:val="nil"/>
+                <w:bottom w:val="nil"/>
+                <w:right w:val="nil"/>
+                <w:between w:val="nil"/>
+              </w:pBdr>
+              <w:rPr>
+                <w:color w:val="000000"/>
+                <w:lang w:val="ro-RO"/>
+              </w:rPr>
+            </w:pPr>
+            <w:r>
+              <w:rPr>
+                <w:color w:val="000000"/>
+                <w:lang w:val="ro-RO"/>
+              </w:rPr>
+              <w:t>2</w:t>
+            </w:r>
+          </w:p>
+        </w:tc>
+        <w:tc>
+          <w:tcPr>
+            <w:tcW w:w="0" w:type="auto"/>
+            <w:hideMark/>
+          </w:tcPr>
+          <w:p>
+            <w:pPr>
+              <w:pBdr>
+                <w:top w:val="nil"/>
+                <w:left w:val="nil"/>
+                <w:bottom w:val="nil"/>
+                <w:right w:val="nil"/>
+                <w:between w:val="nil"/>
+              </w:pBdr>
+              <w:rPr>
+                <w:color w:val="000000"/>
+                <w:lang w:val="ro-RO"/>
+              </w:rPr>
+            </w:pPr>
+            <w:r>
+              <w:rPr>
+                <w:color w:val="000000"/>
+                <w:lang w:val="ro-RO"/>
+              </w:rPr>
+              <w:t>7</w:t>
+            </w:r>
+          </w:p>
+        </w:tc>
+        <w:tc>
+          <w:tcPr>
+            <w:tcW w:w="0" w:type="auto"/>
+            <w:hideMark/>
+          </w:tcPr>
+          <w:p>
+            <w:pPr>
+              <w:pBdr>
+                <w:top w:val="nil"/>
+                <w:left w:val="nil"/>
+                <w:bottom w:val="nil"/>
+                <w:right w:val="nil"/>
+                <w:between w:val="nil"/>
+              </w:pBdr>
+              <w:rPr>
+                <w:color w:val="000000"/>
+                <w:lang w:val="ro-RO"/>
+              </w:rPr>
+            </w:pPr>
+            <w:r>
+              <w:rPr>
+                <w:color w:val="000000"/>
+                <w:lang w:val="ro-RO"/>
+              </w:rPr>
+              <w:t>78</w:t>
+            </w:r>
+          </w:p>
+        </w:tc>
+        <w:tc>
+          <w:tcPr>
+            <w:tcW w:w="0" w:type="auto"/>
+            <w:hideMark/>
+          </w:tcPr>
+          <w:p>
+            <w:pPr>
+              <w:pBdr>
+                <w:top w:val="nil"/>
+                <w:left w:val="nil"/>
+                <w:bottom w:val="nil"/>
+                <w:right w:val="nil"/>
+                <w:between w:val="nil"/>
+              </w:pBdr>
+              <w:rPr>
+                <w:color w:val="000000"/>
+                <w:lang w:val="ro-RO"/>
+              </w:rPr>
+            </w:pPr>
+            <w:r>
+              <w:rPr>
+                <w:color w:val="000000"/>
+                <w:lang w:val="ro-RO"/>
+              </w:rPr>
+              <w:t>5415</w:t>
+            </w:r>
+          </w:p>
+        </w:tc>
+        <w:tc>
+          <w:tcPr>
+            <w:tcW w:w="998" w:type="dxa"/>
+          </w:tcPr>
+          <w:p>
+            <w:pPr>
+              <w:pBdr>
+                <w:top w:val="nil"/>
+                <w:left w:val="nil"/>
+                <w:bottom w:val="nil"/>
+                <w:right w:val="nil"/>
+                <w:between w:val="nil"/>
+              </w:pBdr>
+              <w:rPr>
+                <w:color w:val="000000"/>
+                <w:lang w:val="ro-RO"/>
+              </w:rPr>
+            </w:pPr>
+            <w:r>
+              <w:rPr>
+                <w:color w:val="000000"/>
+                <w:lang w:val="ro-RO"/>
+              </w:rPr>
+              <w:t>5415</w:t>
+            </w:r>
+          </w:p>
+        </w:tc>
+        <w:tc>
+          <w:tcPr>
+            <w:tcW w:w="1418" w:type="dxa"/>
+          </w:tcPr>
+          <w:p>
+            <w:pPr>
+              <w:pBdr>
+                <w:top w:val="nil"/>
+                <w:left w:val="nil"/>
+                <w:bottom w:val="nil"/>
+                <w:right w:val="nil"/>
+                <w:between w:val="nil"/>
+              </w:pBdr>
+              <w:rPr>
+                <w:color w:val="000000"/>
+                <w:lang w:val="ro-RO"/>
+              </w:rPr>
+            </w:pPr>
+          </w:p>
+        </w:tc>
+      </w:tr>
+      <w:tr>
+        <w:trPr>
+          <w:trHeight w:val="288"/>
+        </w:trPr>
+        <w:tc>
+          <w:tcPr>
+            <w:tcW w:w="0" w:type="auto"/>
+            <w:hideMark/>
+          </w:tcPr>
+          <w:p>
+            <w:pPr>
+              <w:pBdr>
+                <w:top w:val="nil"/>
+                <w:left w:val="nil"/>
+                <w:bottom w:val="nil"/>
+                <w:right w:val="nil"/>
+                <w:between w:val="nil"/>
+              </w:pBdr>
+              <w:rPr>
+                <w:color w:val="000000"/>
+                <w:lang w:val="ro-RO"/>
+              </w:rPr>
+            </w:pPr>
+            <w:r>
+              <w:rPr>
+                <w:color w:val="000000"/>
+                <w:lang w:val="ro-RO"/>
+              </w:rPr>
+              <w:t>3</w:t>
+            </w:r>
+          </w:p>
+        </w:tc>
+        <w:tc>
+          <w:tcPr>
+            <w:tcW w:w="0" w:type="auto"/>
+            <w:hideMark/>
+          </w:tcPr>
+          <w:p>
+            <w:pPr>
+              <w:pBdr>
+                <w:top w:val="nil"/>
+                <w:left w:val="nil"/>
+                <w:bottom w:val="nil"/>
+                <w:right w:val="nil"/>
+                <w:between w:val="nil"/>
+              </w:pBdr>
+              <w:rPr>
+                <w:color w:val="000000"/>
+                <w:lang w:val="ro-RO"/>
+              </w:rPr>
+            </w:pPr>
+            <w:r>
+              <w:rPr>
+                <w:color w:val="000000"/>
+                <w:lang w:val="ro-RO"/>
+              </w:rPr>
+              <w:t>545</w:t>
+            </w:r>
+          </w:p>
+        </w:tc>
+        <w:tc>
+          <w:tcPr>
+            <w:tcW w:w="0" w:type="auto"/>
+            <w:hideMark/>
+          </w:tcPr>
+          <w:p>
+            <w:pPr>
+              <w:pBdr>
+                <w:top w:val="nil"/>
+                <w:left w:val="nil"/>
+                <w:bottom w:val="nil"/>
+                <w:right w:val="nil"/>
+                <w:between w:val="nil"/>
+              </w:pBdr>
+              <w:rPr>
+                <w:color w:val="000000"/>
+                <w:lang w:val="ro-RO"/>
+              </w:rPr>
+            </w:pPr>
+            <w:r>
+              <w:rPr>
+                <w:color w:val="000000"/>
+                <w:lang w:val="ro-RO"/>
+              </w:rPr>
+              <w:t>778</w:t>
+            </w:r>
+          </w:p>
+        </w:tc>
+        <w:tc>
+          <w:tcPr>
+            <w:tcW w:w="0" w:type="auto"/>
+            <w:hideMark/>
+          </w:tcPr>
+          <w:p>
+            <w:pPr>
+              <w:pBdr>
+                <w:top w:val="nil"/>
+                <w:left w:val="nil"/>
+                <w:bottom w:val="nil"/>
+                <w:right w:val="nil"/>
+                <w:between w:val="nil"/>
+              </w:pBdr>
+              <w:rPr>
+                <w:color w:val="000000"/>
+                <w:lang w:val="ro-RO"/>
+              </w:rPr>
+            </w:pPr>
+            <w:r>
+              <w:rPr>
+                <w:color w:val="000000"/>
+                <w:lang w:val="ro-RO"/>
+              </w:rPr>
+              <w:t>7507</w:t>
+            </w:r>
+          </w:p>
+        </w:tc>
+        <w:tc>
+          <w:tcPr>
+            <w:tcW w:w="998" w:type="dxa"/>
+          </w:tcPr>
+          <w:p>
+            <w:pPr>
+              <w:pBdr>
+                <w:top w:val="nil"/>
+                <w:left w:val="nil"/>
+                <w:bottom w:val="nil"/>
+                <w:right w:val="nil"/>
+                <w:between w:val="nil"/>
+              </w:pBdr>
+              <w:rPr>
+                <w:color w:val="000000"/>
+                <w:lang w:val="ro-RO"/>
+              </w:rPr>
+            </w:pPr>
+            <w:r>
+              <w:rPr>
+                <w:color w:val="000000"/>
+                <w:lang w:val="ro-RO"/>
+              </w:rPr>
+              <w:t>7507</w:t>
+            </w:r>
+          </w:p>
+        </w:tc>
+        <w:tc>
+          <w:tcPr>
+            <w:tcW w:w="1418" w:type="dxa"/>
+          </w:tcPr>
+          <w:p>
+            <w:pPr>
+              <w:pBdr>
+                <w:top w:val="nil"/>
+                <w:left w:val="nil"/>
+                <w:bottom w:val="nil"/>
+                <w:right w:val="nil"/>
+                <w:between w:val="nil"/>
+              </w:pBdr>
+              <w:rPr>
+                <w:color w:val="000000"/>
+                <w:lang w:val="ro-RO"/>
+              </w:rPr>
+            </w:pPr>
+          </w:p>
+        </w:tc>
+      </w:tr>
+      <w:tr>
+        <w:trPr>
+          <w:trHeight w:val="288"/>
+        </w:trPr>
+        <w:tc>
+          <w:tcPr>
+            <w:tcW w:w="0" w:type="auto"/>
+            <w:hideMark/>
+          </w:tcPr>
+          <w:p>
+            <w:pPr>
+              <w:pBdr>
+                <w:top w:val="nil"/>
+                <w:left w:val="nil"/>
+                <w:bottom w:val="nil"/>
+                <w:right w:val="nil"/>
+                <w:between w:val="nil"/>
+              </w:pBdr>
+              <w:rPr>
+                <w:color w:val="000000"/>
+                <w:lang w:val="ro-RO"/>
+              </w:rPr>
+            </w:pPr>
+            <w:r>
+              <w:rPr>
+                <w:color w:val="000000"/>
+                <w:lang w:val="ro-RO"/>
+              </w:rPr>
+              <w:t>4</w:t>
+            </w:r>
+          </w:p>
+        </w:tc>
+        <w:tc>
+          <w:tcPr>
+            <w:tcW w:w="0" w:type="auto"/>
+            <w:hideMark/>
+          </w:tcPr>
+          <w:p>
+            <w:pPr>
+              <w:pBdr>
+                <w:top w:val="nil"/>
+                <w:left w:val="nil"/>
+                <w:bottom w:val="nil"/>
+                <w:right w:val="nil"/>
+                <w:between w:val="nil"/>
+              </w:pBdr>
+              <w:rPr>
+                <w:color w:val="000000"/>
+                <w:lang w:val="ro-RO"/>
+              </w:rPr>
+            </w:pPr>
+            <w:r>
+              <w:rPr>
+                <w:color w:val="000000"/>
+                <w:lang w:val="ro-RO"/>
+              </w:rPr>
+              <w:t>545</w:t>
+            </w:r>
+          </w:p>
+        </w:tc>
+        <w:tc>
+          <w:tcPr>
+            <w:tcW w:w="0" w:type="auto"/>
+            <w:hideMark/>
+          </w:tcPr>
+          <w:p>
+            <w:pPr>
+              <w:pBdr>
+                <w:top w:val="nil"/>
+                <w:left w:val="nil"/>
+                <w:bottom w:val="nil"/>
+                <w:right w:val="nil"/>
+                <w:between w:val="nil"/>
+              </w:pBdr>
+              <w:rPr>
+                <w:color w:val="000000"/>
+                <w:lang w:val="ro-RO"/>
+              </w:rPr>
+            </w:pPr>
+            <w:r>
+              <w:rPr>
+                <w:color w:val="000000"/>
+                <w:lang w:val="ro-RO"/>
+              </w:rPr>
+              <w:t>18744</w:t>
+            </w:r>
+          </w:p>
+        </w:tc>
+        <w:tc>
+          <w:tcPr>
+            <w:tcW w:w="0" w:type="auto"/>
+            <w:hideMark/>
+          </w:tcPr>
+          <w:p>
+            <w:pPr>
+              <w:pBdr>
+                <w:top w:val="nil"/>
+                <w:left w:val="nil"/>
+                <w:bottom w:val="nil"/>
+                <w:right w:val="nil"/>
+                <w:between w:val="nil"/>
+              </w:pBdr>
+              <w:rPr>
+                <w:color w:val="000000"/>
+                <w:lang w:val="ro-RO"/>
+              </w:rPr>
+            </w:pPr>
+            <w:r>
+              <w:rPr>
+                <w:color w:val="000000"/>
+                <w:lang w:val="ro-RO"/>
+              </w:rPr>
+              <w:t>7560</w:t>
+            </w:r>
+          </w:p>
+        </w:tc>
+        <w:tc>
+          <w:tcPr>
+            <w:tcW w:w="998" w:type="dxa"/>
+          </w:tcPr>
+          <w:p>
+            <w:pPr>
+              <w:pBdr>
+                <w:top w:val="nil"/>
+                <w:left w:val="nil"/>
+                <w:bottom w:val="nil"/>
+                <w:right w:val="nil"/>
+                <w:between w:val="nil"/>
+              </w:pBdr>
+              <w:rPr>
+                <w:color w:val="000000"/>
+                <w:lang w:val="ro-RO"/>
+              </w:rPr>
+            </w:pPr>
+            <w:r>
+              <w:rPr>
+                <w:color w:val="000000"/>
+                <w:lang w:val="ro-RO"/>
+              </w:rPr>
+              <w:t>7560</w:t>
+            </w:r>
+          </w:p>
+        </w:tc>
+        <w:tc>
+          <w:tcPr>
+            <w:tcW w:w="1418" w:type="dxa"/>
+          </w:tcPr>
+          <w:p>
+            <w:pPr>
+              <w:pBdr>
+                <w:top w:val="nil"/>
+                <w:left w:val="nil"/>
+                <w:bottom w:val="nil"/>
+                <w:right w:val="nil"/>
+                <w:between w:val="nil"/>
+              </w:pBdr>
+              <w:rPr>
+                <w:color w:val="000000"/>
+                <w:lang w:val="ro-RO"/>
+              </w:rPr>
+            </w:pPr>
+          </w:p>
+        </w:tc>
+      </w:tr>
+      <w:tr>
+        <w:trPr>
+          <w:trHeight w:val="306"/>
+        </w:trPr>
+        <w:tc>
+          <w:tcPr>
+            <w:tcW w:w="0" w:type="auto"/>
+            <w:hideMark/>
+          </w:tcPr>
+          <w:p>
+            <w:pPr>
+              <w:pBdr>
+                <w:top w:val="nil"/>
+                <w:left w:val="nil"/>
+                <w:bottom w:val="nil"/>
+                <w:right w:val="nil"/>
+                <w:between w:val="nil"/>
+              </w:pBdr>
+              <w:rPr>
+                <w:color w:val="000000"/>
+                <w:lang w:val="ro-RO"/>
+              </w:rPr>
+            </w:pPr>
+            <w:r>
+              <w:rPr>
+                <w:color w:val="000000"/>
+                <w:lang w:val="ro-RO"/>
+              </w:rPr>
+              <w:t>5</w:t>
+            </w:r>
+          </w:p>
+        </w:tc>
+        <w:tc>
+          <w:tcPr>
+            <w:tcW w:w="0" w:type="auto"/>
+            <w:hideMark/>
+          </w:tcPr>
+          <w:p>
+            <w:pPr>
+              <w:pBdr>
+                <w:top w:val="nil"/>
+                <w:left w:val="nil"/>
+                <w:bottom w:val="nil"/>
+                <w:right w:val="nil"/>
+                <w:between w:val="nil"/>
+              </w:pBdr>
+              <w:rPr>
+                <w:color w:val="000000"/>
+                <w:lang w:val="ro-RO"/>
+              </w:rPr>
+            </w:pPr>
+            <w:r>
+              <w:rPr>
+                <w:color w:val="000000"/>
+                <w:lang w:val="ro-RO"/>
+              </w:rPr>
+              <w:t>88</w:t>
+            </w:r>
+          </w:p>
+        </w:tc>
+        <w:tc>
+          <w:tcPr>
+            <w:tcW w:w="0" w:type="auto"/>
+            <w:hideMark/>
+          </w:tcPr>
+          <w:p>
+            <w:pPr>
+              <w:pBdr>
+                <w:top w:val="nil"/>
+                <w:left w:val="nil"/>
+                <w:bottom w:val="nil"/>
+                <w:right w:val="nil"/>
+                <w:between w:val="nil"/>
+              </w:pBdr>
+              <w:rPr>
+                <w:color w:val="000000"/>
+                <w:lang w:val="ro-RO"/>
+              </w:rPr>
+            </w:pPr>
+            <w:r>
+              <w:rPr>
+                <w:color w:val="000000"/>
+                <w:lang w:val="ro-RO"/>
+              </w:rPr>
+              <w:t>788</w:t>
+            </w:r>
+          </w:p>
+        </w:tc>
+        <w:tc>
+          <w:tcPr>
+            <w:tcW w:w="0" w:type="auto"/>
+            <w:hideMark/>
+          </w:tcPr>
+          <w:p>
+            <w:pPr>
+              <w:pBdr>
+                <w:top w:val="nil"/>
+                <w:left w:val="nil"/>
+                <w:bottom w:val="nil"/>
+                <w:right w:val="nil"/>
+                <w:between w:val="nil"/>
+              </w:pBdr>
+              <w:rPr>
+                <w:color w:val="000000"/>
+                <w:lang w:val="ro-RO"/>
+              </w:rPr>
+            </w:pPr>
+            <w:r>
+              <w:rPr>
+                <w:color w:val="000000"/>
+                <w:lang w:val="ro-RO"/>
+              </w:rPr>
+              <w:t>6344</w:t>
+            </w:r>
+          </w:p>
+        </w:tc>
+        <w:tc>
+          <w:tcPr>
+            <w:tcW w:w="998" w:type="dxa"/>
+          </w:tcPr>
+          <w:p>
+            <w:pPr>
+              <w:pBdr>
+                <w:top w:val="nil"/>
+                <w:left w:val="nil"/>
+                <w:bottom w:val="nil"/>
+                <w:right w:val="nil"/>
+                <w:between w:val="nil"/>
+              </w:pBdr>
+              <w:rPr>
+                <w:color w:val="000000"/>
+                <w:lang w:val="ro-RO"/>
+              </w:rPr>
+            </w:pPr>
+            <w:r>
+              <w:rPr>
+                <w:color w:val="000000"/>
+                <w:lang w:val="ro-RO"/>
+              </w:rPr>
+              <w:t>6344</w:t>
+            </w:r>
+          </w:p>
+        </w:tc>
+        <w:tc>
+          <w:tcPr>
+            <w:tcW w:w="1418" w:type="dxa"/>
+          </w:tcPr>
+          <w:p>
+            <w:pPr>
+              <w:pBdr>
+                <w:top w:val="nil"/>
+                <w:left w:val="nil"/>
+                <w:bottom w:val="nil"/>
+                <w:right w:val="nil"/>
+                <w:between w:val="nil"/>
+              </w:pBdr>
+              <w:rPr>
+                <w:color w:val="000000"/>
+                <w:lang w:val="ro-RO"/>
+              </w:rPr>
+            </w:pPr>
+          </w:p>
+        </w:tc>
+      </w:tr>
+    </w:tbl>
+    <w:p>
+      <w:pPr>
+        <w:pBdr>
+          <w:top w:val="nil"/>
+          <w:left w:val="nil"/>
+          <w:bottom w:val="nil"/>
+          <w:right w:val="nil"/>
+          <w:between w:val="nil"/>
+        </w:pBdr>
+        <w:ind w:firstLine="720"/>
+        <w:jc w:val="both"/>
+        <w:rPr>
+          <w:color w:val="000000"/>
+        </w:rPr>
+      </w:pPr>
     </w:p>
     <w:p>
       <w:pPr>
@@ -17119,6 +18285,7 @@
           <w:sz w:val="22"/>
           <w:szCs w:val="22"/>
         </w:rPr>
+        <w:lastRenderedPageBreak/>
         <w:t xml:space="preserve">Tabelul 1. </w:t>
       </w:r>
       <w:r>
@@ -17141,6 +18308,27 @@
         </w:rPr>
         <w:t>.</w:t>
       </w:r>
+    </w:p>
+    <w:p>
+      <w:pPr>
+        <w:keepNext/>
+        <w:pBdr>
+          <w:top w:val="nil"/>
+          <w:left w:val="nil"/>
+          <w:bottom w:val="nil"/>
+          <w:right w:val="nil"/>
+          <w:between w:val="nil"/>
+        </w:pBdr>
+        <w:spacing w:before="119"/>
+        <w:jc w:val="center"/>
+        <w:rPr>
+          <w:i/>
+          <w:iCs/>
+          <w:color w:val="004586"/>
+          <w:sz w:val="22"/>
+          <w:szCs w:val="22"/>
+        </w:rPr>
+      </w:pPr>
     </w:p>
     <w:tbl>
       <w:tblPr>
@@ -18199,7 +19387,6 @@
         <w:rPr>
           <w:color w:val="000000"/>
         </w:rPr>
-        <w:lastRenderedPageBreak/>
         <w:t xml:space="preserve">Din analiza datelor, se observă că factorul de cost dominant în cadrul protocolului Zero-Knowledge Proof este reprezentat de operațiile de exponențiere modulară (respectiv </w:t>
       </w:r>
       <m:oMath>
@@ -18353,6 +19540,1071 @@
         </w:rPr>
         <w:t>:</w:t>
       </w:r>
+    </w:p>
+    <w:p>
+      <w:pPr>
+        <w:pBdr>
+          <w:top w:val="nil"/>
+          <w:left w:val="nil"/>
+          <w:bottom w:val="nil"/>
+          <w:right w:val="nil"/>
+          <w:between w:val="nil"/>
+        </w:pBdr>
+        <w:ind w:firstLine="720"/>
+        <w:jc w:val="both"/>
+        <w:rPr>
+          <w:color w:val="000000"/>
+        </w:rPr>
+      </w:pPr>
+    </w:p>
+    <w:tbl>
+      <w:tblPr>
+        <w:tblW w:w="0" w:type="auto"/>
+        <w:tblBorders>
+          <w:top w:val="single" w:sz="4" w:space="0" w:color="000000"/>
+          <w:left w:val="single" w:sz="4" w:space="0" w:color="000000"/>
+          <w:bottom w:val="single" w:sz="4" w:space="0" w:color="000000"/>
+          <w:right w:val="single" w:sz="4" w:space="0" w:color="000000"/>
+          <w:insideH w:val="single" w:sz="4" w:space="0" w:color="auto"/>
+          <w:insideV w:val="single" w:sz="4" w:space="0" w:color="auto"/>
+        </w:tblBorders>
+        <w:tblCellMar>
+          <w:top w:w="15" w:type="dxa"/>
+          <w:left w:w="15" w:type="dxa"/>
+          <w:bottom w:w="15" w:type="dxa"/>
+          <w:right w:w="15" w:type="dxa"/>
+        </w:tblCellMar>
+        <w:tblLook w:val="04A0" w:firstRow="1" w:lastRow="0" w:firstColumn="1" w:lastColumn="0" w:noHBand="0" w:noVBand="1"/>
+      </w:tblPr>
+      <w:tblGrid>
+        <w:gridCol w:w="3209"/>
+        <w:gridCol w:w="1303"/>
+        <w:gridCol w:w="1090"/>
+        <w:gridCol w:w="1130"/>
+        <w:gridCol w:w="1050"/>
+        <w:gridCol w:w="1410"/>
+      </w:tblGrid>
+      <w:tr>
+        <w:trPr>
+          <w:trHeight w:val="296"/>
+        </w:trPr>
+        <w:tc>
+          <w:tcPr>
+            <w:tcW w:w="3209" w:type="dxa"/>
+            <w:hideMark/>
+          </w:tcPr>
+          <w:p>
+            <w:pPr>
+              <w:pBdr>
+                <w:top w:val="nil"/>
+                <w:left w:val="nil"/>
+                <w:bottom w:val="nil"/>
+                <w:right w:val="nil"/>
+                <w:between w:val="nil"/>
+              </w:pBdr>
+              <w:rPr>
+                <w:color w:val="000000"/>
+                <w:lang w:val="ro-RO"/>
+              </w:rPr>
+            </w:pPr>
+            <w:r>
+              <w:rPr>
+                <w:b/>
+                <w:bCs/>
+                <w:color w:val="000000"/>
+                <w:lang w:val="ro-RO"/>
+              </w:rPr>
+              <w:t>Operație</w:t>
+            </w:r>
+          </w:p>
+        </w:tc>
+        <w:tc>
+          <w:tcPr>
+            <w:tcW w:w="1303" w:type="dxa"/>
+            <w:vAlign w:val="center"/>
+            <w:hideMark/>
+          </w:tcPr>
+          <w:p>
+            <w:pPr>
+              <w:pBdr>
+                <w:top w:val="nil"/>
+                <w:left w:val="nil"/>
+                <w:bottom w:val="nil"/>
+                <w:right w:val="nil"/>
+                <w:between w:val="nil"/>
+              </w:pBdr>
+              <w:rPr>
+                <w:color w:val="000000"/>
+                <w:lang w:val="ro-RO"/>
+              </w:rPr>
+            </w:pPr>
+            <w:r>
+              <w:rPr>
+                <w:b/>
+                <w:bCs/>
+                <w:color w:val="000000"/>
+                <w:lang w:val="ro-RO"/>
+              </w:rPr>
+              <w:t>Medie (ms)</w:t>
+            </w:r>
+          </w:p>
+        </w:tc>
+        <w:tc>
+          <w:tcPr>
+            <w:tcW w:w="1090" w:type="dxa"/>
+            <w:vAlign w:val="center"/>
+            <w:hideMark/>
+          </w:tcPr>
+          <w:p>
+            <w:pPr>
+              <w:pBdr>
+                <w:top w:val="nil"/>
+                <w:left w:val="nil"/>
+                <w:bottom w:val="nil"/>
+                <w:right w:val="nil"/>
+                <w:between w:val="nil"/>
+              </w:pBdr>
+              <w:rPr>
+                <w:color w:val="000000"/>
+                <w:lang w:val="ro-RO"/>
+              </w:rPr>
+            </w:pPr>
+            <w:r>
+              <w:rPr>
+                <w:b/>
+                <w:bCs/>
+                <w:color w:val="000000"/>
+                <w:lang w:val="ro-RO"/>
+              </w:rPr>
+              <w:t>Min (ms)</w:t>
+            </w:r>
+          </w:p>
+        </w:tc>
+        <w:tc>
+          <w:tcPr>
+            <w:tcW w:w="1130" w:type="dxa"/>
+            <w:vAlign w:val="center"/>
+            <w:hideMark/>
+          </w:tcPr>
+          <w:p>
+            <w:pPr>
+              <w:pBdr>
+                <w:top w:val="nil"/>
+                <w:left w:val="nil"/>
+                <w:bottom w:val="nil"/>
+                <w:right w:val="nil"/>
+                <w:between w:val="nil"/>
+              </w:pBdr>
+              <w:rPr>
+                <w:color w:val="000000"/>
+                <w:lang w:val="ro-RO"/>
+              </w:rPr>
+            </w:pPr>
+            <w:r>
+              <w:rPr>
+                <w:b/>
+                <w:bCs/>
+                <w:color w:val="000000"/>
+                <w:lang w:val="ro-RO"/>
+              </w:rPr>
+              <w:t>Max (ms)</w:t>
+            </w:r>
+          </w:p>
+        </w:tc>
+        <w:tc>
+          <w:tcPr>
+            <w:tcW w:w="1050" w:type="dxa"/>
+            <w:vAlign w:val="center"/>
+          </w:tcPr>
+          <w:p>
+            <w:pPr>
+              <w:pBdr>
+                <w:top w:val="nil"/>
+                <w:left w:val="nil"/>
+                <w:bottom w:val="nil"/>
+                <w:right w:val="nil"/>
+                <w:between w:val="nil"/>
+              </w:pBdr>
+              <w:rPr>
+                <w:b/>
+                <w:bCs/>
+                <w:color w:val="000000"/>
+                <w:lang w:val="ro-RO"/>
+              </w:rPr>
+            </w:pPr>
+            <w:r>
+              <w:rPr>
+                <w:b/>
+                <w:bCs/>
+                <w:color w:val="000000"/>
+                <w:lang w:val="ro-RO"/>
+              </w:rPr>
+              <w:t>P95 (ms)</w:t>
+            </w:r>
+          </w:p>
+        </w:tc>
+        <w:tc>
+          <w:tcPr>
+            <w:tcW w:w="1410" w:type="dxa"/>
+            <w:vAlign w:val="center"/>
+          </w:tcPr>
+          <w:p>
+            <w:pPr>
+              <w:pBdr>
+                <w:top w:val="nil"/>
+                <w:left w:val="nil"/>
+                <w:bottom w:val="nil"/>
+                <w:right w:val="nil"/>
+                <w:between w:val="nil"/>
+              </w:pBdr>
+              <w:rPr>
+                <w:b/>
+                <w:bCs/>
+                <w:color w:val="000000"/>
+                <w:lang w:val="ro-RO"/>
+              </w:rPr>
+            </w:pPr>
+            <w:r>
+              <w:rPr>
+                <w:b/>
+                <w:bCs/>
+                <w:color w:val="000000"/>
+                <w:lang w:val="ro-RO"/>
+              </w:rPr>
+              <w:t>StdDev (ms)</w:t>
+            </w:r>
+          </w:p>
+        </w:tc>
+      </w:tr>
+      <w:tr>
+        <w:trPr>
+          <w:trHeight w:val="278"/>
+        </w:trPr>
+        <w:tc>
+          <w:tcPr>
+            <w:tcW w:w="3209" w:type="dxa"/>
+            <w:hideMark/>
+          </w:tcPr>
+          <w:p>
+            <w:pPr>
+              <w:pBdr>
+                <w:top w:val="nil"/>
+                <w:left w:val="nil"/>
+                <w:bottom w:val="nil"/>
+                <w:right w:val="nil"/>
+                <w:between w:val="nil"/>
+              </w:pBdr>
+              <w:rPr>
+                <w:color w:val="000000"/>
+                <w:lang w:val="ro-RO"/>
+              </w:rPr>
+            </w:pPr>
+            <w:r>
+              <w:rPr>
+                <w:color w:val="000000"/>
+                <w:lang w:val="ro-RO"/>
+              </w:rPr>
+              <w:t>Validare apartenență la subgrup</w:t>
+            </w:r>
+          </w:p>
+        </w:tc>
+        <w:tc>
+          <w:tcPr>
+            <w:tcW w:w="1303" w:type="dxa"/>
+            <w:hideMark/>
+          </w:tcPr>
+          <w:p>
+            <w:pPr>
+              <w:pBdr>
+                <w:top w:val="nil"/>
+                <w:left w:val="nil"/>
+                <w:bottom w:val="nil"/>
+                <w:right w:val="nil"/>
+                <w:between w:val="nil"/>
+              </w:pBdr>
+              <w:rPr>
+                <w:color w:val="000000"/>
+                <w:lang w:val="ro-RO"/>
+              </w:rPr>
+            </w:pPr>
+            <w:r>
+              <w:rPr>
+                <w:color w:val="000000"/>
+                <w:lang w:val="ro-RO"/>
+              </w:rPr>
+              <w:t>6</w:t>
+            </w:r>
+          </w:p>
+        </w:tc>
+        <w:tc>
+          <w:tcPr>
+            <w:tcW w:w="1090" w:type="dxa"/>
+            <w:hideMark/>
+          </w:tcPr>
+          <w:p>
+            <w:pPr>
+              <w:pBdr>
+                <w:top w:val="nil"/>
+                <w:left w:val="nil"/>
+                <w:bottom w:val="nil"/>
+                <w:right w:val="nil"/>
+                <w:between w:val="nil"/>
+              </w:pBdr>
+              <w:rPr>
+                <w:color w:val="000000"/>
+                <w:lang w:val="ro-RO"/>
+              </w:rPr>
+            </w:pPr>
+            <w:r>
+              <w:rPr>
+                <w:color w:val="000000"/>
+                <w:lang w:val="ro-RO"/>
+              </w:rPr>
+              <w:t>87837</w:t>
+            </w:r>
+          </w:p>
+        </w:tc>
+        <w:tc>
+          <w:tcPr>
+            <w:tcW w:w="1130" w:type="dxa"/>
+            <w:hideMark/>
+          </w:tcPr>
+          <w:p>
+            <w:pPr>
+              <w:pBdr>
+                <w:top w:val="nil"/>
+                <w:left w:val="nil"/>
+                <w:bottom w:val="nil"/>
+                <w:right w:val="nil"/>
+                <w:between w:val="nil"/>
+              </w:pBdr>
+              <w:rPr>
+                <w:color w:val="000000"/>
+                <w:lang w:val="ro-RO"/>
+              </w:rPr>
+            </w:pPr>
+            <w:r>
+              <w:rPr>
+                <w:color w:val="000000"/>
+                <w:lang w:val="ro-RO"/>
+              </w:rPr>
+              <w:t>787</w:t>
+            </w:r>
+          </w:p>
+        </w:tc>
+        <w:tc>
+          <w:tcPr>
+            <w:tcW w:w="1050" w:type="dxa"/>
+          </w:tcPr>
+          <w:p>
+            <w:pPr>
+              <w:pBdr>
+                <w:top w:val="nil"/>
+                <w:left w:val="nil"/>
+                <w:bottom w:val="nil"/>
+                <w:right w:val="nil"/>
+                <w:between w:val="nil"/>
+              </w:pBdr>
+              <w:rPr>
+                <w:color w:val="000000"/>
+                <w:lang w:val="ro-RO"/>
+              </w:rPr>
+            </w:pPr>
+            <w:r>
+              <w:rPr>
+                <w:color w:val="000000"/>
+                <w:lang w:val="ro-RO"/>
+              </w:rPr>
+              <w:t>787</w:t>
+            </w:r>
+          </w:p>
+        </w:tc>
+        <w:tc>
+          <w:tcPr>
+            <w:tcW w:w="1410" w:type="dxa"/>
+          </w:tcPr>
+          <w:p>
+            <w:pPr>
+              <w:pBdr>
+                <w:top w:val="nil"/>
+                <w:left w:val="nil"/>
+                <w:bottom w:val="nil"/>
+                <w:right w:val="nil"/>
+                <w:between w:val="nil"/>
+              </w:pBdr>
+              <w:rPr>
+                <w:color w:val="000000"/>
+                <w:lang w:val="ro-RO"/>
+              </w:rPr>
+            </w:pPr>
+          </w:p>
+        </w:tc>
+      </w:tr>
+      <w:tr>
+        <w:trPr>
+          <w:trHeight w:val="288"/>
+        </w:trPr>
+        <w:tc>
+          <w:tcPr>
+            <w:tcW w:w="3209" w:type="dxa"/>
+            <w:hideMark/>
+          </w:tcPr>
+          <w:p>
+            <w:pPr>
+              <w:pBdr>
+                <w:top w:val="nil"/>
+                <w:left w:val="nil"/>
+                <w:bottom w:val="nil"/>
+                <w:right w:val="nil"/>
+                <w:between w:val="nil"/>
+              </w:pBdr>
+              <w:rPr>
+                <w:color w:val="000000"/>
+                <w:lang w:val="ro-RO"/>
+              </w:rPr>
+            </w:pPr>
+            <w:r>
+              <w:rPr>
+                <w:color w:val="000000"/>
+                <w:lang w:val="ro-RO"/>
+              </w:rPr>
+              <w:t>Legare de sesiune</w:t>
+            </w:r>
+          </w:p>
+        </w:tc>
+        <w:tc>
+          <w:tcPr>
+            <w:tcW w:w="1303" w:type="dxa"/>
+            <w:hideMark/>
+          </w:tcPr>
+          <w:p>
+            <w:pPr>
+              <w:pBdr>
+                <w:top w:val="nil"/>
+                <w:left w:val="nil"/>
+                <w:bottom w:val="nil"/>
+                <w:right w:val="nil"/>
+                <w:between w:val="nil"/>
+              </w:pBdr>
+              <w:rPr>
+                <w:color w:val="000000"/>
+                <w:lang w:val="ro-RO"/>
+              </w:rPr>
+            </w:pPr>
+            <w:r>
+              <w:rPr>
+                <w:color w:val="000000"/>
+                <w:lang w:val="ro-RO"/>
+              </w:rPr>
+              <w:t>7</w:t>
+            </w:r>
+          </w:p>
+        </w:tc>
+        <w:tc>
+          <w:tcPr>
+            <w:tcW w:w="1090" w:type="dxa"/>
+            <w:hideMark/>
+          </w:tcPr>
+          <w:p>
+            <w:pPr>
+              <w:pBdr>
+                <w:top w:val="nil"/>
+                <w:left w:val="nil"/>
+                <w:bottom w:val="nil"/>
+                <w:right w:val="nil"/>
+                <w:between w:val="nil"/>
+              </w:pBdr>
+              <w:rPr>
+                <w:color w:val="000000"/>
+                <w:lang w:val="ro-RO"/>
+              </w:rPr>
+            </w:pPr>
+            <w:r>
+              <w:rPr>
+                <w:color w:val="000000"/>
+                <w:lang w:val="ro-RO"/>
+              </w:rPr>
+              <w:t>78</w:t>
+            </w:r>
+          </w:p>
+        </w:tc>
+        <w:tc>
+          <w:tcPr>
+            <w:tcW w:w="1130" w:type="dxa"/>
+            <w:hideMark/>
+          </w:tcPr>
+          <w:p>
+            <w:pPr>
+              <w:pBdr>
+                <w:top w:val="nil"/>
+                <w:left w:val="nil"/>
+                <w:bottom w:val="nil"/>
+                <w:right w:val="nil"/>
+                <w:between w:val="nil"/>
+              </w:pBdr>
+              <w:rPr>
+                <w:color w:val="000000"/>
+                <w:lang w:val="ro-RO"/>
+              </w:rPr>
+            </w:pPr>
+            <w:r>
+              <w:rPr>
+                <w:color w:val="000000"/>
+                <w:lang w:val="ro-RO"/>
+              </w:rPr>
+              <w:t>5415</w:t>
+            </w:r>
+          </w:p>
+        </w:tc>
+        <w:tc>
+          <w:tcPr>
+            <w:tcW w:w="1050" w:type="dxa"/>
+          </w:tcPr>
+          <w:p>
+            <w:pPr>
+              <w:pBdr>
+                <w:top w:val="nil"/>
+                <w:left w:val="nil"/>
+                <w:bottom w:val="nil"/>
+                <w:right w:val="nil"/>
+                <w:between w:val="nil"/>
+              </w:pBdr>
+              <w:rPr>
+                <w:color w:val="000000"/>
+                <w:lang w:val="ro-RO"/>
+              </w:rPr>
+            </w:pPr>
+            <w:r>
+              <w:rPr>
+                <w:color w:val="000000"/>
+                <w:lang w:val="ro-RO"/>
+              </w:rPr>
+              <w:t>5415</w:t>
+            </w:r>
+          </w:p>
+        </w:tc>
+        <w:tc>
+          <w:tcPr>
+            <w:tcW w:w="1410" w:type="dxa"/>
+          </w:tcPr>
+          <w:p>
+            <w:pPr>
+              <w:pBdr>
+                <w:top w:val="nil"/>
+                <w:left w:val="nil"/>
+                <w:bottom w:val="nil"/>
+                <w:right w:val="nil"/>
+                <w:between w:val="nil"/>
+              </w:pBdr>
+              <w:rPr>
+                <w:color w:val="000000"/>
+                <w:lang w:val="ro-RO"/>
+              </w:rPr>
+            </w:pPr>
+          </w:p>
+        </w:tc>
+      </w:tr>
+      <w:tr>
+        <w:trPr>
+          <w:trHeight w:val="288"/>
+        </w:trPr>
+        <w:tc>
+          <w:tcPr>
+            <w:tcW w:w="3209" w:type="dxa"/>
+            <w:hideMark/>
+          </w:tcPr>
+          <w:p>
+            <w:pPr>
+              <w:pBdr>
+                <w:top w:val="nil"/>
+                <w:left w:val="nil"/>
+                <w:bottom w:val="nil"/>
+                <w:right w:val="nil"/>
+                <w:between w:val="nil"/>
+              </w:pBdr>
+              <w:rPr>
+                <w:color w:val="000000"/>
+                <w:lang w:val="ro-RO"/>
+              </w:rPr>
+            </w:pPr>
+            <w:r>
+              <w:rPr>
+                <w:color w:val="000000"/>
+                <w:lang w:val="ro-RO"/>
+              </w:rPr>
+              <w:t>Generare provocare</w:t>
+            </w:r>
+          </w:p>
+        </w:tc>
+        <w:tc>
+          <w:tcPr>
+            <w:tcW w:w="1303" w:type="dxa"/>
+            <w:hideMark/>
+          </w:tcPr>
+          <w:p>
+            <w:pPr>
+              <w:pBdr>
+                <w:top w:val="nil"/>
+                <w:left w:val="nil"/>
+                <w:bottom w:val="nil"/>
+                <w:right w:val="nil"/>
+                <w:between w:val="nil"/>
+              </w:pBdr>
+              <w:rPr>
+                <w:color w:val="000000"/>
+                <w:lang w:val="ro-RO"/>
+              </w:rPr>
+            </w:pPr>
+            <w:r>
+              <w:rPr>
+                <w:color w:val="000000"/>
+                <w:lang w:val="ro-RO"/>
+              </w:rPr>
+              <w:t>545</w:t>
+            </w:r>
+          </w:p>
+        </w:tc>
+        <w:tc>
+          <w:tcPr>
+            <w:tcW w:w="1090" w:type="dxa"/>
+            <w:hideMark/>
+          </w:tcPr>
+          <w:p>
+            <w:pPr>
+              <w:pBdr>
+                <w:top w:val="nil"/>
+                <w:left w:val="nil"/>
+                <w:bottom w:val="nil"/>
+                <w:right w:val="nil"/>
+                <w:between w:val="nil"/>
+              </w:pBdr>
+              <w:rPr>
+                <w:color w:val="000000"/>
+                <w:lang w:val="ro-RO"/>
+              </w:rPr>
+            </w:pPr>
+            <w:r>
+              <w:rPr>
+                <w:color w:val="000000"/>
+                <w:lang w:val="ro-RO"/>
+              </w:rPr>
+              <w:t>778</w:t>
+            </w:r>
+          </w:p>
+        </w:tc>
+        <w:tc>
+          <w:tcPr>
+            <w:tcW w:w="1130" w:type="dxa"/>
+            <w:hideMark/>
+          </w:tcPr>
+          <w:p>
+            <w:pPr>
+              <w:pBdr>
+                <w:top w:val="nil"/>
+                <w:left w:val="nil"/>
+                <w:bottom w:val="nil"/>
+                <w:right w:val="nil"/>
+                <w:between w:val="nil"/>
+              </w:pBdr>
+              <w:rPr>
+                <w:color w:val="000000"/>
+                <w:lang w:val="ro-RO"/>
+              </w:rPr>
+            </w:pPr>
+            <w:r>
+              <w:rPr>
+                <w:color w:val="000000"/>
+                <w:lang w:val="ro-RO"/>
+              </w:rPr>
+              <w:t>7507</w:t>
+            </w:r>
+          </w:p>
+        </w:tc>
+        <w:tc>
+          <w:tcPr>
+            <w:tcW w:w="1050" w:type="dxa"/>
+          </w:tcPr>
+          <w:p>
+            <w:pPr>
+              <w:pBdr>
+                <w:top w:val="nil"/>
+                <w:left w:val="nil"/>
+                <w:bottom w:val="nil"/>
+                <w:right w:val="nil"/>
+                <w:between w:val="nil"/>
+              </w:pBdr>
+              <w:rPr>
+                <w:color w:val="000000"/>
+                <w:lang w:val="ro-RO"/>
+              </w:rPr>
+            </w:pPr>
+            <w:r>
+              <w:rPr>
+                <w:color w:val="000000"/>
+                <w:lang w:val="ro-RO"/>
+              </w:rPr>
+              <w:t>7507</w:t>
+            </w:r>
+          </w:p>
+        </w:tc>
+        <w:tc>
+          <w:tcPr>
+            <w:tcW w:w="1410" w:type="dxa"/>
+          </w:tcPr>
+          <w:p>
+            <w:pPr>
+              <w:pBdr>
+                <w:top w:val="nil"/>
+                <w:left w:val="nil"/>
+                <w:bottom w:val="nil"/>
+                <w:right w:val="nil"/>
+                <w:between w:val="nil"/>
+              </w:pBdr>
+              <w:rPr>
+                <w:color w:val="000000"/>
+                <w:lang w:val="ro-RO"/>
+              </w:rPr>
+            </w:pPr>
+          </w:p>
+        </w:tc>
+      </w:tr>
+      <w:tr>
+        <w:trPr>
+          <w:trHeight w:val="288"/>
+        </w:trPr>
+        <w:tc>
+          <w:tcPr>
+            <w:tcW w:w="3209" w:type="dxa"/>
+            <w:hideMark/>
+          </w:tcPr>
+          <w:p>
+            <w:pPr>
+              <w:pBdr>
+                <w:top w:val="nil"/>
+                <w:left w:val="nil"/>
+                <w:bottom w:val="nil"/>
+                <w:right w:val="nil"/>
+                <w:between w:val="nil"/>
+              </w:pBdr>
+              <w:rPr>
+                <w:color w:val="000000"/>
+                <w:lang w:val="ro-RO"/>
+              </w:rPr>
+            </w:pPr>
+            <w:r>
+              <w:rPr>
+                <w:color w:val="000000"/>
+                <w:lang w:val="ro-RO"/>
+              </w:rPr>
+              <w:t>Inregistrarea</w:t>
+            </w:r>
+          </w:p>
+        </w:tc>
+        <w:tc>
+          <w:tcPr>
+            <w:tcW w:w="1303" w:type="dxa"/>
+            <w:hideMark/>
+          </w:tcPr>
+          <w:p>
+            <w:pPr>
+              <w:pBdr>
+                <w:top w:val="nil"/>
+                <w:left w:val="nil"/>
+                <w:bottom w:val="nil"/>
+                <w:right w:val="nil"/>
+                <w:between w:val="nil"/>
+              </w:pBdr>
+              <w:rPr>
+                <w:color w:val="000000"/>
+                <w:lang w:val="ro-RO"/>
+              </w:rPr>
+            </w:pPr>
+            <w:r>
+              <w:rPr>
+                <w:color w:val="000000"/>
+                <w:lang w:val="ro-RO"/>
+              </w:rPr>
+              <w:t>545</w:t>
+            </w:r>
+          </w:p>
+        </w:tc>
+        <w:tc>
+          <w:tcPr>
+            <w:tcW w:w="1090" w:type="dxa"/>
+            <w:hideMark/>
+          </w:tcPr>
+          <w:p>
+            <w:pPr>
+              <w:pBdr>
+                <w:top w:val="nil"/>
+                <w:left w:val="nil"/>
+                <w:bottom w:val="nil"/>
+                <w:right w:val="nil"/>
+                <w:between w:val="nil"/>
+              </w:pBdr>
+              <w:rPr>
+                <w:color w:val="000000"/>
+                <w:lang w:val="ro-RO"/>
+              </w:rPr>
+            </w:pPr>
+            <w:r>
+              <w:rPr>
+                <w:color w:val="000000"/>
+                <w:lang w:val="ro-RO"/>
+              </w:rPr>
+              <w:t>18744</w:t>
+            </w:r>
+          </w:p>
+        </w:tc>
+        <w:tc>
+          <w:tcPr>
+            <w:tcW w:w="1130" w:type="dxa"/>
+            <w:hideMark/>
+          </w:tcPr>
+          <w:p>
+            <w:pPr>
+              <w:pBdr>
+                <w:top w:val="nil"/>
+                <w:left w:val="nil"/>
+                <w:bottom w:val="nil"/>
+                <w:right w:val="nil"/>
+                <w:between w:val="nil"/>
+              </w:pBdr>
+              <w:rPr>
+                <w:color w:val="000000"/>
+                <w:lang w:val="ro-RO"/>
+              </w:rPr>
+            </w:pPr>
+            <w:r>
+              <w:rPr>
+                <w:color w:val="000000"/>
+                <w:lang w:val="ro-RO"/>
+              </w:rPr>
+              <w:t>7560</w:t>
+            </w:r>
+          </w:p>
+        </w:tc>
+        <w:tc>
+          <w:tcPr>
+            <w:tcW w:w="1050" w:type="dxa"/>
+          </w:tcPr>
+          <w:p>
+            <w:pPr>
+              <w:pBdr>
+                <w:top w:val="nil"/>
+                <w:left w:val="nil"/>
+                <w:bottom w:val="nil"/>
+                <w:right w:val="nil"/>
+                <w:between w:val="nil"/>
+              </w:pBdr>
+              <w:rPr>
+                <w:color w:val="000000"/>
+                <w:lang w:val="ro-RO"/>
+              </w:rPr>
+            </w:pPr>
+            <w:r>
+              <w:rPr>
+                <w:color w:val="000000"/>
+                <w:lang w:val="ro-RO"/>
+              </w:rPr>
+              <w:t>7560</w:t>
+            </w:r>
+          </w:p>
+        </w:tc>
+        <w:tc>
+          <w:tcPr>
+            <w:tcW w:w="1410" w:type="dxa"/>
+          </w:tcPr>
+          <w:p>
+            <w:pPr>
+              <w:pBdr>
+                <w:top w:val="nil"/>
+                <w:left w:val="nil"/>
+                <w:bottom w:val="nil"/>
+                <w:right w:val="nil"/>
+                <w:between w:val="nil"/>
+              </w:pBdr>
+              <w:rPr>
+                <w:color w:val="000000"/>
+                <w:lang w:val="ro-RO"/>
+              </w:rPr>
+            </w:pPr>
+          </w:p>
+        </w:tc>
+      </w:tr>
+      <w:tr>
+        <w:trPr>
+          <w:trHeight w:val="306"/>
+        </w:trPr>
+        <w:tc>
+          <w:tcPr>
+            <w:tcW w:w="3209" w:type="dxa"/>
+            <w:hideMark/>
+          </w:tcPr>
+          <w:p>
+            <w:pPr>
+              <w:pBdr>
+                <w:top w:val="nil"/>
+                <w:left w:val="nil"/>
+                <w:bottom w:val="nil"/>
+                <w:right w:val="nil"/>
+                <w:between w:val="nil"/>
+              </w:pBdr>
+              <w:rPr>
+                <w:color w:val="000000"/>
+                <w:lang w:val="ro-RO"/>
+              </w:rPr>
+            </w:pPr>
+          </w:p>
+        </w:tc>
+        <w:tc>
+          <w:tcPr>
+            <w:tcW w:w="1303" w:type="dxa"/>
+            <w:hideMark/>
+          </w:tcPr>
+          <w:p>
+            <w:pPr>
+              <w:pBdr>
+                <w:top w:val="nil"/>
+                <w:left w:val="nil"/>
+                <w:bottom w:val="nil"/>
+                <w:right w:val="nil"/>
+                <w:between w:val="nil"/>
+              </w:pBdr>
+              <w:rPr>
+                <w:color w:val="000000"/>
+                <w:lang w:val="ro-RO"/>
+              </w:rPr>
+            </w:pPr>
+            <w:r>
+              <w:rPr>
+                <w:color w:val="000000"/>
+                <w:lang w:val="ro-RO"/>
+              </w:rPr>
+              <w:t>88</w:t>
+            </w:r>
+          </w:p>
+        </w:tc>
+        <w:tc>
+          <w:tcPr>
+            <w:tcW w:w="1090" w:type="dxa"/>
+            <w:hideMark/>
+          </w:tcPr>
+          <w:p>
+            <w:pPr>
+              <w:pBdr>
+                <w:top w:val="nil"/>
+                <w:left w:val="nil"/>
+                <w:bottom w:val="nil"/>
+                <w:right w:val="nil"/>
+                <w:between w:val="nil"/>
+              </w:pBdr>
+              <w:rPr>
+                <w:color w:val="000000"/>
+                <w:lang w:val="ro-RO"/>
+              </w:rPr>
+            </w:pPr>
+            <w:r>
+              <w:rPr>
+                <w:color w:val="000000"/>
+                <w:lang w:val="ro-RO"/>
+              </w:rPr>
+              <w:t>788</w:t>
+            </w:r>
+          </w:p>
+        </w:tc>
+        <w:tc>
+          <w:tcPr>
+            <w:tcW w:w="1130" w:type="dxa"/>
+            <w:hideMark/>
+          </w:tcPr>
+          <w:p>
+            <w:pPr>
+              <w:pBdr>
+                <w:top w:val="nil"/>
+                <w:left w:val="nil"/>
+                <w:bottom w:val="nil"/>
+                <w:right w:val="nil"/>
+                <w:between w:val="nil"/>
+              </w:pBdr>
+              <w:rPr>
+                <w:color w:val="000000"/>
+                <w:lang w:val="ro-RO"/>
+              </w:rPr>
+            </w:pPr>
+            <w:r>
+              <w:rPr>
+                <w:color w:val="000000"/>
+                <w:lang w:val="ro-RO"/>
+              </w:rPr>
+              <w:t>6344</w:t>
+            </w:r>
+          </w:p>
+        </w:tc>
+        <w:tc>
+          <w:tcPr>
+            <w:tcW w:w="1050" w:type="dxa"/>
+          </w:tcPr>
+          <w:p>
+            <w:pPr>
+              <w:pBdr>
+                <w:top w:val="nil"/>
+                <w:left w:val="nil"/>
+                <w:bottom w:val="nil"/>
+                <w:right w:val="nil"/>
+                <w:between w:val="nil"/>
+              </w:pBdr>
+              <w:rPr>
+                <w:color w:val="000000"/>
+                <w:lang w:val="ro-RO"/>
+              </w:rPr>
+            </w:pPr>
+            <w:r>
+              <w:rPr>
+                <w:color w:val="000000"/>
+                <w:lang w:val="ro-RO"/>
+              </w:rPr>
+              <w:t>6344</w:t>
+            </w:r>
+          </w:p>
+        </w:tc>
+        <w:tc>
+          <w:tcPr>
+            <w:tcW w:w="1410" w:type="dxa"/>
+          </w:tcPr>
+          <w:p>
+            <w:pPr>
+              <w:pBdr>
+                <w:top w:val="nil"/>
+                <w:left w:val="nil"/>
+                <w:bottom w:val="nil"/>
+                <w:right w:val="nil"/>
+                <w:between w:val="nil"/>
+              </w:pBdr>
+              <w:rPr>
+                <w:color w:val="000000"/>
+                <w:lang w:val="ro-RO"/>
+              </w:rPr>
+            </w:pPr>
+          </w:p>
+        </w:tc>
+      </w:tr>
+    </w:tbl>
+    <w:p>
+      <w:pPr>
+        <w:pBdr>
+          <w:top w:val="nil"/>
+          <w:left w:val="nil"/>
+          <w:bottom w:val="nil"/>
+          <w:right w:val="nil"/>
+          <w:between w:val="nil"/>
+        </w:pBdr>
+        <w:ind w:firstLine="720"/>
+        <w:jc w:val="both"/>
+        <w:rPr>
+          <w:color w:val="000000"/>
+        </w:rPr>
+      </w:pPr>
     </w:p>
     <w:p>
       <w:pPr>
@@ -20105,7 +22357,14 @@
         <w:rPr>
           <w:color w:val="000000"/>
         </w:rPr>
-        <w:t>Se constată că operația criptografică secundară dominantă este validarea apartenenței la subgrup (17,913 ms), care asigură protecția împotriva atacurilor bazate pe subgrupuri mici. Funcțiile auxiliare, precum derivarea parametrului de legare a sesiunii (0,002 ms) sau generarea provocării matematice (0,001 ms), presupun eforturi computaționale neglijabile, în timp ce procesul final de emitere a jetonului JWT (0,017 ms) reprezintă o fracțiune minimală din costul total de procesare. Punctele terminale convenționale ale aplicației (GET /parameters, POST /register, GET /data, POST /data) prezintă latențe cuprinse între 0,23 ms și 20,31 ms, cu valori maximale ocazionale atribuibile presiunii garbage collector-ului sau accesului la baza de date SQLite, costul dominant al punctului terminal POST /register fiind determinat de invocarea funcției is_subgroup_member asupra cheii publice recepționate</w:t>
+        <w:t xml:space="preserve">Se constată că operația criptografică secundară dominantă este validarea apartenenței la </w:t>
+      </w:r>
+      <w:r>
+        <w:rPr>
+          <w:color w:val="000000"/>
+        </w:rPr>
+        <w:lastRenderedPageBreak/>
+        <w:t>subgrup (17,913 ms), care asigură protecția împotriva atacurilor bazate pe subgrupuri mici. Funcțiile auxiliare, precum derivarea parametrului de legare a sesiunii (0,002 ms) sau generarea provocării matematice (0,001 ms), presupun eforturi computaționale neglijabile, în timp ce procesul final de emitere a jetonului JWT (0,017 ms) reprezintă o fracțiune minimală din costul total de procesare. Punctele terminale convenționale ale aplicației (GET /parameters, POST /register, GET /data, POST /data) prezintă latențe cuprinse între 0,23 ms și 20,31 ms, cu valori maximale ocazionale atribuibile presiunii garbage collector-ului sau accesului la baza de date SQLite, costul dominant al punctului terminal POST /register fiind determinat de invocarea funcției is_subgroup_member asupra cheii publice recepționate</w:t>
       </w:r>
       <w:r>
         <w:rPr>
@@ -20152,6 +22411,1039 @@
         </w:rPr>
       </w:pPr>
     </w:p>
+    <w:tbl>
+      <w:tblPr>
+        <w:tblW w:w="0" w:type="auto"/>
+        <w:tblBorders>
+          <w:top w:val="single" w:sz="4" w:space="0" w:color="000000"/>
+          <w:left w:val="single" w:sz="4" w:space="0" w:color="000000"/>
+          <w:bottom w:val="single" w:sz="4" w:space="0" w:color="000000"/>
+          <w:right w:val="single" w:sz="4" w:space="0" w:color="000000"/>
+          <w:insideH w:val="single" w:sz="4" w:space="0" w:color="auto"/>
+          <w:insideV w:val="single" w:sz="4" w:space="0" w:color="auto"/>
+        </w:tblBorders>
+        <w:tblCellMar>
+          <w:top w:w="15" w:type="dxa"/>
+          <w:left w:w="15" w:type="dxa"/>
+          <w:bottom w:w="15" w:type="dxa"/>
+          <w:right w:w="15" w:type="dxa"/>
+        </w:tblCellMar>
+        <w:tblLook w:val="04A0" w:firstRow="1" w:lastRow="0" w:firstColumn="1" w:lastColumn="0" w:noHBand="0" w:noVBand="1"/>
+      </w:tblPr>
+      <w:tblGrid>
+        <w:gridCol w:w="3209"/>
+        <w:gridCol w:w="1303"/>
+        <w:gridCol w:w="1090"/>
+        <w:gridCol w:w="1130"/>
+        <w:gridCol w:w="1050"/>
+        <w:gridCol w:w="1410"/>
+      </w:tblGrid>
+      <w:tr>
+        <w:trPr>
+          <w:trHeight w:val="296"/>
+        </w:trPr>
+        <w:tc>
+          <w:tcPr>
+            <w:tcW w:w="3209" w:type="dxa"/>
+            <w:hideMark/>
+          </w:tcPr>
+          <w:p>
+            <w:pPr>
+              <w:pBdr>
+                <w:top w:val="nil"/>
+                <w:left w:val="nil"/>
+                <w:bottom w:val="nil"/>
+                <w:right w:val="nil"/>
+                <w:between w:val="nil"/>
+              </w:pBdr>
+              <w:rPr>
+                <w:color w:val="000000"/>
+                <w:lang w:val="ro-RO"/>
+              </w:rPr>
+            </w:pPr>
+            <w:r>
+              <w:rPr>
+                <w:b/>
+                <w:bCs/>
+                <w:color w:val="000000"/>
+                <w:lang w:val="ro-RO"/>
+              </w:rPr>
+              <w:t>Operație</w:t>
+            </w:r>
+          </w:p>
+        </w:tc>
+        <w:tc>
+          <w:tcPr>
+            <w:tcW w:w="1303" w:type="dxa"/>
+            <w:vAlign w:val="center"/>
+            <w:hideMark/>
+          </w:tcPr>
+          <w:p>
+            <w:pPr>
+              <w:pBdr>
+                <w:top w:val="nil"/>
+                <w:left w:val="nil"/>
+                <w:bottom w:val="nil"/>
+                <w:right w:val="nil"/>
+                <w:between w:val="nil"/>
+              </w:pBdr>
+              <w:rPr>
+                <w:color w:val="000000"/>
+                <w:lang w:val="ro-RO"/>
+              </w:rPr>
+            </w:pPr>
+            <w:r>
+              <w:rPr>
+                <w:b/>
+                <w:bCs/>
+                <w:color w:val="000000"/>
+                <w:lang w:val="ro-RO"/>
+              </w:rPr>
+              <w:t>Medie (ms)</w:t>
+            </w:r>
+          </w:p>
+        </w:tc>
+        <w:tc>
+          <w:tcPr>
+            <w:tcW w:w="1090" w:type="dxa"/>
+            <w:vAlign w:val="center"/>
+            <w:hideMark/>
+          </w:tcPr>
+          <w:p>
+            <w:pPr>
+              <w:pBdr>
+                <w:top w:val="nil"/>
+                <w:left w:val="nil"/>
+                <w:bottom w:val="nil"/>
+                <w:right w:val="nil"/>
+                <w:between w:val="nil"/>
+              </w:pBdr>
+              <w:rPr>
+                <w:color w:val="000000"/>
+                <w:lang w:val="ro-RO"/>
+              </w:rPr>
+            </w:pPr>
+            <w:r>
+              <w:rPr>
+                <w:b/>
+                <w:bCs/>
+                <w:color w:val="000000"/>
+                <w:lang w:val="ro-RO"/>
+              </w:rPr>
+              <w:t>Min (ms)</w:t>
+            </w:r>
+          </w:p>
+        </w:tc>
+        <w:tc>
+          <w:tcPr>
+            <w:tcW w:w="1130" w:type="dxa"/>
+            <w:vAlign w:val="center"/>
+            <w:hideMark/>
+          </w:tcPr>
+          <w:p>
+            <w:pPr>
+              <w:pBdr>
+                <w:top w:val="nil"/>
+                <w:left w:val="nil"/>
+                <w:bottom w:val="nil"/>
+                <w:right w:val="nil"/>
+                <w:between w:val="nil"/>
+              </w:pBdr>
+              <w:rPr>
+                <w:color w:val="000000"/>
+                <w:lang w:val="ro-RO"/>
+              </w:rPr>
+            </w:pPr>
+            <w:r>
+              <w:rPr>
+                <w:b/>
+                <w:bCs/>
+                <w:color w:val="000000"/>
+                <w:lang w:val="ro-RO"/>
+              </w:rPr>
+              <w:t>Max (ms)</w:t>
+            </w:r>
+          </w:p>
+        </w:tc>
+        <w:tc>
+          <w:tcPr>
+            <w:tcW w:w="1050" w:type="dxa"/>
+            <w:vAlign w:val="center"/>
+          </w:tcPr>
+          <w:p>
+            <w:pPr>
+              <w:pBdr>
+                <w:top w:val="nil"/>
+                <w:left w:val="nil"/>
+                <w:bottom w:val="nil"/>
+                <w:right w:val="nil"/>
+                <w:between w:val="nil"/>
+              </w:pBdr>
+              <w:rPr>
+                <w:b/>
+                <w:bCs/>
+                <w:color w:val="000000"/>
+                <w:lang w:val="ro-RO"/>
+              </w:rPr>
+            </w:pPr>
+            <w:r>
+              <w:rPr>
+                <w:b/>
+                <w:bCs/>
+                <w:color w:val="000000"/>
+                <w:lang w:val="ro-RO"/>
+              </w:rPr>
+              <w:t>P95 (ms)</w:t>
+            </w:r>
+          </w:p>
+        </w:tc>
+        <w:tc>
+          <w:tcPr>
+            <w:tcW w:w="1410" w:type="dxa"/>
+            <w:vAlign w:val="center"/>
+          </w:tcPr>
+          <w:p>
+            <w:pPr>
+              <w:pBdr>
+                <w:top w:val="nil"/>
+                <w:left w:val="nil"/>
+                <w:bottom w:val="nil"/>
+                <w:right w:val="nil"/>
+                <w:between w:val="nil"/>
+              </w:pBdr>
+              <w:rPr>
+                <w:b/>
+                <w:bCs/>
+                <w:color w:val="000000"/>
+                <w:lang w:val="ro-RO"/>
+              </w:rPr>
+            </w:pPr>
+            <w:r>
+              <w:rPr>
+                <w:b/>
+                <w:bCs/>
+                <w:color w:val="000000"/>
+                <w:lang w:val="ro-RO"/>
+              </w:rPr>
+              <w:t>StdDev (ms)</w:t>
+            </w:r>
+          </w:p>
+        </w:tc>
+      </w:tr>
+      <w:tr>
+        <w:trPr>
+          <w:trHeight w:val="278"/>
+        </w:trPr>
+        <w:tc>
+          <w:tcPr>
+            <w:tcW w:w="3209" w:type="dxa"/>
+            <w:hideMark/>
+          </w:tcPr>
+          <w:p>
+            <w:pPr>
+              <w:pBdr>
+                <w:top w:val="nil"/>
+                <w:left w:val="nil"/>
+                <w:bottom w:val="nil"/>
+                <w:right w:val="nil"/>
+                <w:between w:val="nil"/>
+              </w:pBdr>
+              <w:rPr>
+                <w:color w:val="000000"/>
+                <w:lang w:val="ro-RO"/>
+              </w:rPr>
+            </w:pPr>
+            <w:r>
+              <w:rPr>
+                <w:color w:val="000000"/>
+                <w:lang w:val="ro-RO"/>
+              </w:rPr>
+              <w:t>Validare apartenență la subgrup</w:t>
+            </w:r>
+          </w:p>
+        </w:tc>
+        <w:tc>
+          <w:tcPr>
+            <w:tcW w:w="1303" w:type="dxa"/>
+            <w:hideMark/>
+          </w:tcPr>
+          <w:p>
+            <w:pPr>
+              <w:pBdr>
+                <w:top w:val="nil"/>
+                <w:left w:val="nil"/>
+                <w:bottom w:val="nil"/>
+                <w:right w:val="nil"/>
+                <w:between w:val="nil"/>
+              </w:pBdr>
+              <w:rPr>
+                <w:color w:val="000000"/>
+                <w:lang w:val="ro-RO"/>
+              </w:rPr>
+            </w:pPr>
+            <w:r>
+              <w:rPr>
+                <w:color w:val="000000"/>
+                <w:lang w:val="ro-RO"/>
+              </w:rPr>
+              <w:t>6</w:t>
+            </w:r>
+          </w:p>
+        </w:tc>
+        <w:tc>
+          <w:tcPr>
+            <w:tcW w:w="1090" w:type="dxa"/>
+            <w:hideMark/>
+          </w:tcPr>
+          <w:p>
+            <w:pPr>
+              <w:pBdr>
+                <w:top w:val="nil"/>
+                <w:left w:val="nil"/>
+                <w:bottom w:val="nil"/>
+                <w:right w:val="nil"/>
+                <w:between w:val="nil"/>
+              </w:pBdr>
+              <w:rPr>
+                <w:color w:val="000000"/>
+                <w:lang w:val="ro-RO"/>
+              </w:rPr>
+            </w:pPr>
+            <w:r>
+              <w:rPr>
+                <w:color w:val="000000"/>
+                <w:lang w:val="ro-RO"/>
+              </w:rPr>
+              <w:t>87837</w:t>
+            </w:r>
+          </w:p>
+        </w:tc>
+        <w:tc>
+          <w:tcPr>
+            <w:tcW w:w="1130" w:type="dxa"/>
+            <w:hideMark/>
+          </w:tcPr>
+          <w:p>
+            <w:pPr>
+              <w:pBdr>
+                <w:top w:val="nil"/>
+                <w:left w:val="nil"/>
+                <w:bottom w:val="nil"/>
+                <w:right w:val="nil"/>
+                <w:between w:val="nil"/>
+              </w:pBdr>
+              <w:rPr>
+                <w:color w:val="000000"/>
+                <w:lang w:val="ro-RO"/>
+              </w:rPr>
+            </w:pPr>
+            <w:r>
+              <w:rPr>
+                <w:color w:val="000000"/>
+                <w:lang w:val="ro-RO"/>
+              </w:rPr>
+              <w:t>787</w:t>
+            </w:r>
+          </w:p>
+        </w:tc>
+        <w:tc>
+          <w:tcPr>
+            <w:tcW w:w="1050" w:type="dxa"/>
+          </w:tcPr>
+          <w:p>
+            <w:pPr>
+              <w:pBdr>
+                <w:top w:val="nil"/>
+                <w:left w:val="nil"/>
+                <w:bottom w:val="nil"/>
+                <w:right w:val="nil"/>
+                <w:between w:val="nil"/>
+              </w:pBdr>
+              <w:rPr>
+                <w:color w:val="000000"/>
+                <w:lang w:val="ro-RO"/>
+              </w:rPr>
+            </w:pPr>
+            <w:r>
+              <w:rPr>
+                <w:color w:val="000000"/>
+                <w:lang w:val="ro-RO"/>
+              </w:rPr>
+              <w:t>787</w:t>
+            </w:r>
+          </w:p>
+        </w:tc>
+        <w:tc>
+          <w:tcPr>
+            <w:tcW w:w="1410" w:type="dxa"/>
+          </w:tcPr>
+          <w:p>
+            <w:pPr>
+              <w:pBdr>
+                <w:top w:val="nil"/>
+                <w:left w:val="nil"/>
+                <w:bottom w:val="nil"/>
+                <w:right w:val="nil"/>
+                <w:between w:val="nil"/>
+              </w:pBdr>
+              <w:rPr>
+                <w:color w:val="000000"/>
+                <w:lang w:val="ro-RO"/>
+              </w:rPr>
+            </w:pPr>
+          </w:p>
+        </w:tc>
+      </w:tr>
+      <w:tr>
+        <w:trPr>
+          <w:trHeight w:val="288"/>
+        </w:trPr>
+        <w:tc>
+          <w:tcPr>
+            <w:tcW w:w="3209" w:type="dxa"/>
+            <w:hideMark/>
+          </w:tcPr>
+          <w:p>
+            <w:pPr>
+              <w:pBdr>
+                <w:top w:val="nil"/>
+                <w:left w:val="nil"/>
+                <w:bottom w:val="nil"/>
+                <w:right w:val="nil"/>
+                <w:between w:val="nil"/>
+              </w:pBdr>
+              <w:rPr>
+                <w:color w:val="000000"/>
+                <w:lang w:val="ro-RO"/>
+              </w:rPr>
+            </w:pPr>
+            <w:r>
+              <w:rPr>
+                <w:color w:val="000000"/>
+                <w:lang w:val="ro-RO"/>
+              </w:rPr>
+              <w:t>Legare de sesiune</w:t>
+            </w:r>
+          </w:p>
+        </w:tc>
+        <w:tc>
+          <w:tcPr>
+            <w:tcW w:w="1303" w:type="dxa"/>
+            <w:hideMark/>
+          </w:tcPr>
+          <w:p>
+            <w:pPr>
+              <w:pBdr>
+                <w:top w:val="nil"/>
+                <w:left w:val="nil"/>
+                <w:bottom w:val="nil"/>
+                <w:right w:val="nil"/>
+                <w:between w:val="nil"/>
+              </w:pBdr>
+              <w:rPr>
+                <w:color w:val="000000"/>
+                <w:lang w:val="ro-RO"/>
+              </w:rPr>
+            </w:pPr>
+            <w:r>
+              <w:rPr>
+                <w:color w:val="000000"/>
+                <w:lang w:val="ro-RO"/>
+              </w:rPr>
+              <w:t>7</w:t>
+            </w:r>
+          </w:p>
+        </w:tc>
+        <w:tc>
+          <w:tcPr>
+            <w:tcW w:w="1090" w:type="dxa"/>
+            <w:hideMark/>
+          </w:tcPr>
+          <w:p>
+            <w:pPr>
+              <w:pBdr>
+                <w:top w:val="nil"/>
+                <w:left w:val="nil"/>
+                <w:bottom w:val="nil"/>
+                <w:right w:val="nil"/>
+                <w:between w:val="nil"/>
+              </w:pBdr>
+              <w:rPr>
+                <w:color w:val="000000"/>
+                <w:lang w:val="ro-RO"/>
+              </w:rPr>
+            </w:pPr>
+            <w:r>
+              <w:rPr>
+                <w:color w:val="000000"/>
+                <w:lang w:val="ro-RO"/>
+              </w:rPr>
+              <w:t>78</w:t>
+            </w:r>
+          </w:p>
+        </w:tc>
+        <w:tc>
+          <w:tcPr>
+            <w:tcW w:w="1130" w:type="dxa"/>
+            <w:hideMark/>
+          </w:tcPr>
+          <w:p>
+            <w:pPr>
+              <w:pBdr>
+                <w:top w:val="nil"/>
+                <w:left w:val="nil"/>
+                <w:bottom w:val="nil"/>
+                <w:right w:val="nil"/>
+                <w:between w:val="nil"/>
+              </w:pBdr>
+              <w:rPr>
+                <w:color w:val="000000"/>
+                <w:lang w:val="ro-RO"/>
+              </w:rPr>
+            </w:pPr>
+            <w:r>
+              <w:rPr>
+                <w:color w:val="000000"/>
+                <w:lang w:val="ro-RO"/>
+              </w:rPr>
+              <w:t>5415</w:t>
+            </w:r>
+          </w:p>
+        </w:tc>
+        <w:tc>
+          <w:tcPr>
+            <w:tcW w:w="1050" w:type="dxa"/>
+          </w:tcPr>
+          <w:p>
+            <w:pPr>
+              <w:pBdr>
+                <w:top w:val="nil"/>
+                <w:left w:val="nil"/>
+                <w:bottom w:val="nil"/>
+                <w:right w:val="nil"/>
+                <w:between w:val="nil"/>
+              </w:pBdr>
+              <w:rPr>
+                <w:color w:val="000000"/>
+                <w:lang w:val="ro-RO"/>
+              </w:rPr>
+            </w:pPr>
+            <w:r>
+              <w:rPr>
+                <w:color w:val="000000"/>
+                <w:lang w:val="ro-RO"/>
+              </w:rPr>
+              <w:t>5415</w:t>
+            </w:r>
+          </w:p>
+        </w:tc>
+        <w:tc>
+          <w:tcPr>
+            <w:tcW w:w="1410" w:type="dxa"/>
+          </w:tcPr>
+          <w:p>
+            <w:pPr>
+              <w:pBdr>
+                <w:top w:val="nil"/>
+                <w:left w:val="nil"/>
+                <w:bottom w:val="nil"/>
+                <w:right w:val="nil"/>
+                <w:between w:val="nil"/>
+              </w:pBdr>
+              <w:rPr>
+                <w:color w:val="000000"/>
+                <w:lang w:val="ro-RO"/>
+              </w:rPr>
+            </w:pPr>
+          </w:p>
+        </w:tc>
+      </w:tr>
+      <w:tr>
+        <w:trPr>
+          <w:trHeight w:val="288"/>
+        </w:trPr>
+        <w:tc>
+          <w:tcPr>
+            <w:tcW w:w="3209" w:type="dxa"/>
+            <w:hideMark/>
+          </w:tcPr>
+          <w:p>
+            <w:pPr>
+              <w:pBdr>
+                <w:top w:val="nil"/>
+                <w:left w:val="nil"/>
+                <w:bottom w:val="nil"/>
+                <w:right w:val="nil"/>
+                <w:between w:val="nil"/>
+              </w:pBdr>
+              <w:rPr>
+                <w:color w:val="000000"/>
+                <w:lang w:val="ro-RO"/>
+              </w:rPr>
+            </w:pPr>
+            <w:r>
+              <w:rPr>
+                <w:color w:val="000000"/>
+                <w:lang w:val="ro-RO"/>
+              </w:rPr>
+              <w:t>Generare provocare</w:t>
+            </w:r>
+          </w:p>
+        </w:tc>
+        <w:tc>
+          <w:tcPr>
+            <w:tcW w:w="1303" w:type="dxa"/>
+            <w:hideMark/>
+          </w:tcPr>
+          <w:p>
+            <w:pPr>
+              <w:pBdr>
+                <w:top w:val="nil"/>
+                <w:left w:val="nil"/>
+                <w:bottom w:val="nil"/>
+                <w:right w:val="nil"/>
+                <w:between w:val="nil"/>
+              </w:pBdr>
+              <w:rPr>
+                <w:color w:val="000000"/>
+                <w:lang w:val="ro-RO"/>
+              </w:rPr>
+            </w:pPr>
+            <w:r>
+              <w:rPr>
+                <w:color w:val="000000"/>
+                <w:lang w:val="ro-RO"/>
+              </w:rPr>
+              <w:t>545</w:t>
+            </w:r>
+          </w:p>
+        </w:tc>
+        <w:tc>
+          <w:tcPr>
+            <w:tcW w:w="1090" w:type="dxa"/>
+            <w:hideMark/>
+          </w:tcPr>
+          <w:p>
+            <w:pPr>
+              <w:pBdr>
+                <w:top w:val="nil"/>
+                <w:left w:val="nil"/>
+                <w:bottom w:val="nil"/>
+                <w:right w:val="nil"/>
+                <w:between w:val="nil"/>
+              </w:pBdr>
+              <w:rPr>
+                <w:color w:val="000000"/>
+                <w:lang w:val="ro-RO"/>
+              </w:rPr>
+            </w:pPr>
+            <w:r>
+              <w:rPr>
+                <w:color w:val="000000"/>
+                <w:lang w:val="ro-RO"/>
+              </w:rPr>
+              <w:t>778</w:t>
+            </w:r>
+          </w:p>
+        </w:tc>
+        <w:tc>
+          <w:tcPr>
+            <w:tcW w:w="1130" w:type="dxa"/>
+            <w:hideMark/>
+          </w:tcPr>
+          <w:p>
+            <w:pPr>
+              <w:pBdr>
+                <w:top w:val="nil"/>
+                <w:left w:val="nil"/>
+                <w:bottom w:val="nil"/>
+                <w:right w:val="nil"/>
+                <w:between w:val="nil"/>
+              </w:pBdr>
+              <w:rPr>
+                <w:color w:val="000000"/>
+                <w:lang w:val="ro-RO"/>
+              </w:rPr>
+            </w:pPr>
+            <w:r>
+              <w:rPr>
+                <w:color w:val="000000"/>
+                <w:lang w:val="ro-RO"/>
+              </w:rPr>
+              <w:t>7507</w:t>
+            </w:r>
+          </w:p>
+        </w:tc>
+        <w:tc>
+          <w:tcPr>
+            <w:tcW w:w="1050" w:type="dxa"/>
+          </w:tcPr>
+          <w:p>
+            <w:pPr>
+              <w:pBdr>
+                <w:top w:val="nil"/>
+                <w:left w:val="nil"/>
+                <w:bottom w:val="nil"/>
+                <w:right w:val="nil"/>
+                <w:between w:val="nil"/>
+              </w:pBdr>
+              <w:rPr>
+                <w:color w:val="000000"/>
+                <w:lang w:val="ro-RO"/>
+              </w:rPr>
+            </w:pPr>
+            <w:r>
+              <w:rPr>
+                <w:color w:val="000000"/>
+                <w:lang w:val="ro-RO"/>
+              </w:rPr>
+              <w:t>7507</w:t>
+            </w:r>
+          </w:p>
+        </w:tc>
+        <w:tc>
+          <w:tcPr>
+            <w:tcW w:w="1410" w:type="dxa"/>
+          </w:tcPr>
+          <w:p>
+            <w:pPr>
+              <w:pBdr>
+                <w:top w:val="nil"/>
+                <w:left w:val="nil"/>
+                <w:bottom w:val="nil"/>
+                <w:right w:val="nil"/>
+                <w:between w:val="nil"/>
+              </w:pBdr>
+              <w:rPr>
+                <w:color w:val="000000"/>
+                <w:lang w:val="ro-RO"/>
+              </w:rPr>
+            </w:pPr>
+          </w:p>
+        </w:tc>
+      </w:tr>
+      <w:tr>
+        <w:trPr>
+          <w:trHeight w:val="288"/>
+        </w:trPr>
+        <w:tc>
+          <w:tcPr>
+            <w:tcW w:w="3209" w:type="dxa"/>
+            <w:hideMark/>
+          </w:tcPr>
+          <w:p>
+            <w:pPr>
+              <w:pBdr>
+                <w:top w:val="nil"/>
+                <w:left w:val="nil"/>
+                <w:bottom w:val="nil"/>
+                <w:right w:val="nil"/>
+                <w:between w:val="nil"/>
+              </w:pBdr>
+              <w:rPr>
+                <w:color w:val="000000"/>
+                <w:lang w:val="ro-RO"/>
+              </w:rPr>
+            </w:pPr>
+            <w:r>
+              <w:rPr>
+                <w:color w:val="000000"/>
+                <w:lang w:val="ro-RO"/>
+              </w:rPr>
+              <w:t>Inregistrarea</w:t>
+            </w:r>
+          </w:p>
+        </w:tc>
+        <w:tc>
+          <w:tcPr>
+            <w:tcW w:w="1303" w:type="dxa"/>
+            <w:hideMark/>
+          </w:tcPr>
+          <w:p>
+            <w:pPr>
+              <w:pBdr>
+                <w:top w:val="nil"/>
+                <w:left w:val="nil"/>
+                <w:bottom w:val="nil"/>
+                <w:right w:val="nil"/>
+                <w:between w:val="nil"/>
+              </w:pBdr>
+              <w:rPr>
+                <w:color w:val="000000"/>
+                <w:lang w:val="ro-RO"/>
+              </w:rPr>
+            </w:pPr>
+            <w:r>
+              <w:rPr>
+                <w:color w:val="000000"/>
+                <w:lang w:val="ro-RO"/>
+              </w:rPr>
+              <w:t>545</w:t>
+            </w:r>
+          </w:p>
+        </w:tc>
+        <w:tc>
+          <w:tcPr>
+            <w:tcW w:w="1090" w:type="dxa"/>
+            <w:hideMark/>
+          </w:tcPr>
+          <w:p>
+            <w:pPr>
+              <w:pBdr>
+                <w:top w:val="nil"/>
+                <w:left w:val="nil"/>
+                <w:bottom w:val="nil"/>
+                <w:right w:val="nil"/>
+                <w:between w:val="nil"/>
+              </w:pBdr>
+              <w:rPr>
+                <w:color w:val="000000"/>
+                <w:lang w:val="ro-RO"/>
+              </w:rPr>
+            </w:pPr>
+            <w:r>
+              <w:rPr>
+                <w:color w:val="000000"/>
+                <w:lang w:val="ro-RO"/>
+              </w:rPr>
+              <w:t>18744</w:t>
+            </w:r>
+          </w:p>
+        </w:tc>
+        <w:tc>
+          <w:tcPr>
+            <w:tcW w:w="1130" w:type="dxa"/>
+            <w:hideMark/>
+          </w:tcPr>
+          <w:p>
+            <w:pPr>
+              <w:pBdr>
+                <w:top w:val="nil"/>
+                <w:left w:val="nil"/>
+                <w:bottom w:val="nil"/>
+                <w:right w:val="nil"/>
+                <w:between w:val="nil"/>
+              </w:pBdr>
+              <w:rPr>
+                <w:color w:val="000000"/>
+                <w:lang w:val="ro-RO"/>
+              </w:rPr>
+            </w:pPr>
+            <w:r>
+              <w:rPr>
+                <w:color w:val="000000"/>
+                <w:lang w:val="ro-RO"/>
+              </w:rPr>
+              <w:t>7560</w:t>
+            </w:r>
+          </w:p>
+        </w:tc>
+        <w:tc>
+          <w:tcPr>
+            <w:tcW w:w="1050" w:type="dxa"/>
+          </w:tcPr>
+          <w:p>
+            <w:pPr>
+              <w:pBdr>
+                <w:top w:val="nil"/>
+                <w:left w:val="nil"/>
+                <w:bottom w:val="nil"/>
+                <w:right w:val="nil"/>
+                <w:between w:val="nil"/>
+              </w:pBdr>
+              <w:rPr>
+                <w:color w:val="000000"/>
+                <w:lang w:val="ro-RO"/>
+              </w:rPr>
+            </w:pPr>
+            <w:r>
+              <w:rPr>
+                <w:color w:val="000000"/>
+                <w:lang w:val="ro-RO"/>
+              </w:rPr>
+              <w:t>7560</w:t>
+            </w:r>
+          </w:p>
+        </w:tc>
+        <w:tc>
+          <w:tcPr>
+            <w:tcW w:w="1410" w:type="dxa"/>
+          </w:tcPr>
+          <w:p>
+            <w:pPr>
+              <w:pBdr>
+                <w:top w:val="nil"/>
+                <w:left w:val="nil"/>
+                <w:bottom w:val="nil"/>
+                <w:right w:val="nil"/>
+                <w:between w:val="nil"/>
+              </w:pBdr>
+              <w:rPr>
+                <w:color w:val="000000"/>
+                <w:lang w:val="ro-RO"/>
+              </w:rPr>
+            </w:pPr>
+          </w:p>
+        </w:tc>
+      </w:tr>
+      <w:tr>
+        <w:trPr>
+          <w:trHeight w:val="306"/>
+        </w:trPr>
+        <w:tc>
+          <w:tcPr>
+            <w:tcW w:w="3209" w:type="dxa"/>
+            <w:hideMark/>
+          </w:tcPr>
+          <w:p>
+            <w:pPr>
+              <w:pBdr>
+                <w:top w:val="nil"/>
+                <w:left w:val="nil"/>
+                <w:bottom w:val="nil"/>
+                <w:right w:val="nil"/>
+                <w:between w:val="nil"/>
+              </w:pBdr>
+              <w:rPr>
+                <w:color w:val="000000"/>
+                <w:lang w:val="ro-RO"/>
+              </w:rPr>
+            </w:pPr>
+          </w:p>
+        </w:tc>
+        <w:tc>
+          <w:tcPr>
+            <w:tcW w:w="1303" w:type="dxa"/>
+            <w:hideMark/>
+          </w:tcPr>
+          <w:p>
+            <w:pPr>
+              <w:pBdr>
+                <w:top w:val="nil"/>
+                <w:left w:val="nil"/>
+                <w:bottom w:val="nil"/>
+                <w:right w:val="nil"/>
+                <w:between w:val="nil"/>
+              </w:pBdr>
+              <w:rPr>
+                <w:color w:val="000000"/>
+                <w:lang w:val="ro-RO"/>
+              </w:rPr>
+            </w:pPr>
+            <w:r>
+              <w:rPr>
+                <w:color w:val="000000"/>
+                <w:lang w:val="ro-RO"/>
+              </w:rPr>
+              <w:t>88</w:t>
+            </w:r>
+          </w:p>
+        </w:tc>
+        <w:tc>
+          <w:tcPr>
+            <w:tcW w:w="1090" w:type="dxa"/>
+            <w:hideMark/>
+          </w:tcPr>
+          <w:p>
+            <w:pPr>
+              <w:pBdr>
+                <w:top w:val="nil"/>
+                <w:left w:val="nil"/>
+                <w:bottom w:val="nil"/>
+                <w:right w:val="nil"/>
+                <w:between w:val="nil"/>
+              </w:pBdr>
+              <w:rPr>
+                <w:color w:val="000000"/>
+                <w:lang w:val="ro-RO"/>
+              </w:rPr>
+            </w:pPr>
+            <w:r>
+              <w:rPr>
+                <w:color w:val="000000"/>
+                <w:lang w:val="ro-RO"/>
+              </w:rPr>
+              <w:t>788</w:t>
+            </w:r>
+          </w:p>
+        </w:tc>
+        <w:tc>
+          <w:tcPr>
+            <w:tcW w:w="1130" w:type="dxa"/>
+            <w:hideMark/>
+          </w:tcPr>
+          <w:p>
+            <w:pPr>
+              <w:pBdr>
+                <w:top w:val="nil"/>
+                <w:left w:val="nil"/>
+                <w:bottom w:val="nil"/>
+                <w:right w:val="nil"/>
+                <w:between w:val="nil"/>
+              </w:pBdr>
+              <w:rPr>
+                <w:color w:val="000000"/>
+                <w:lang w:val="ro-RO"/>
+              </w:rPr>
+            </w:pPr>
+            <w:r>
+              <w:rPr>
+                <w:color w:val="000000"/>
+                <w:lang w:val="ro-RO"/>
+              </w:rPr>
+              <w:t>6344</w:t>
+            </w:r>
+          </w:p>
+        </w:tc>
+        <w:tc>
+          <w:tcPr>
+            <w:tcW w:w="1050" w:type="dxa"/>
+          </w:tcPr>
+          <w:p>
+            <w:pPr>
+              <w:pBdr>
+                <w:top w:val="nil"/>
+                <w:left w:val="nil"/>
+                <w:bottom w:val="nil"/>
+                <w:right w:val="nil"/>
+                <w:between w:val="nil"/>
+              </w:pBdr>
+              <w:rPr>
+                <w:color w:val="000000"/>
+                <w:lang w:val="ro-RO"/>
+              </w:rPr>
+            </w:pPr>
+            <w:r>
+              <w:rPr>
+                <w:color w:val="000000"/>
+                <w:lang w:val="ro-RO"/>
+              </w:rPr>
+              <w:t>6344</w:t>
+            </w:r>
+          </w:p>
+        </w:tc>
+        <w:tc>
+          <w:tcPr>
+            <w:tcW w:w="1410" w:type="dxa"/>
+          </w:tcPr>
+          <w:p>
+            <w:pPr>
+              <w:pBdr>
+                <w:top w:val="nil"/>
+                <w:left w:val="nil"/>
+                <w:bottom w:val="nil"/>
+                <w:right w:val="nil"/>
+                <w:between w:val="nil"/>
+              </w:pBdr>
+              <w:rPr>
+                <w:color w:val="000000"/>
+                <w:lang w:val="ro-RO"/>
+              </w:rPr>
+            </w:pPr>
+          </w:p>
+        </w:tc>
+      </w:tr>
+    </w:tbl>
     <w:p>
       <w:pPr>
         <w:pBdr>
@@ -20228,7 +23520,6 @@
           <w:sz w:val="22"/>
           <w:szCs w:val="22"/>
         </w:rPr>
-        <w:lastRenderedPageBreak/>
         <w:t xml:space="preserve">Tabelul 3. </w:t>
       </w:r>
       <w:r>
@@ -21141,6 +24432,7 @@
           <w:sz w:val="22"/>
           <w:szCs w:val="22"/>
         </w:rPr>
+        <w:lastRenderedPageBreak/>
         <w:t xml:space="preserve">Tabelul 4. </w:t>
       </w:r>
       <w:r>
@@ -22007,14 +25299,7 @@
         <w:rPr>
           <w:color w:val="000000"/>
         </w:rPr>
-        <w:t xml:space="preserve">, ambele fundamentate pe principii de tip zero-knowledge. Pentru a asigura echitatea comparației, implementarea Schnorr a fost adaptată într-un mediu izolat: operațiile de exponențiere au fost migrate de la grupul MODP de 2048 de biți către curba eliptică secp256r1 (NIST P-256), iar protocolul a fost extins cu verificare mutuală (autentificarea bidirecțională a </w:t>
-      </w:r>
-      <w:r>
-        <w:rPr>
-          <w:color w:val="000000"/>
-        </w:rPr>
-        <w:lastRenderedPageBreak/>
-        <w:t>serverului față de client) și derivarea unei chei de sesiune prin ECDH, deoarece atât SRP-6a, cât și SPAKE2 integrează nativ aceste funcționalități. Rezultatele sintetice, obținute pe 100 de iterații, sunt prezentate în Tabelul 5.</w:t>
+        <w:t>, ambele fundamentate pe principii de tip zero-knowledge. Pentru a asigura echitatea comparației, implementarea Schnorr a fost adaptată într-un mediu izolat: operațiile de exponențiere au fost migrate de la grupul MODP de 2048 de biți către curba eliptică secp256r1 (NIST P-256), iar protocolul a fost extins cu verificare mutuală (autentificarea bidirecțională a serverului față de client) și derivarea unei chei de sesiune prin ECDH, deoarece atât SRP-6a, cât și SPAKE2 integrează nativ aceste funcționalități. Rezultatele sintetice, obținute pe 100 de iterații, sunt prezentate în Tabelul 5.</w:t>
       </w:r>
     </w:p>
     <w:p>
@@ -22676,7 +25961,14 @@
         <w:rPr>
           <w:color w:val="000000"/>
         </w:rPr>
-        <w:t>Protocolul SPAKE2, operat pe curba Ed25519, înregistrează cea mai redusă latență totală (13,55 ms), beneficiind de absența unei etape distincte de înregistrare. SRP-6a prezintă cel mai ridicat cost total (42,27 ms), dominat de exponențierile modulare pe grupul MODP de 2048 de biți, în timp ce varianta Schnorr-EC-Mutual, migrată pe secp256r1, se poziționează intermediar (38,09 ms), costul fiind distribuit între demonstrațiile bidirecționale (24,99 ms) și derivarea cheii de sesiune prin ECDH (9,09 ms). Toate cele trei protocoale asigură autentificare mutuală, derivarea unei chei de sesiune și netransmiterea parolei prin rețea. SRP-6a și SPAKE2 oferă suplimentar rezistență la compromiterea bazei de date, proprietate pe care varianta Schnorr curentă nu o implementează nativ, aceasta constituind o direcție prioritară de dezvoltare. Din punct de vedere al nivelului de securitate, SRP-6a operează la aproximativ 112 biți, în timp ce SPAKE2 și Schnorr-EC-Mutual ating 128 de biți, iar în ceea ce privește standardizarea, doar SRP-6a beneficiază de o specificație formalizată (RFC 5054).</w:t>
+        <w:t xml:space="preserve">Protocolul SPAKE2, operat pe curba Ed25519, înregistrează cea mai redusă latență totală (13,55 ms), beneficiind de absența unei etape distincte de înregistrare. SRP-6a prezintă cel mai ridicat cost total (42,27 ms), dominat de exponențierile modulare pe grupul MODP de 2048 de biți, în timp ce varianta Schnorr-EC-Mutual, migrată pe secp256r1, se poziționează intermediar (38,09 ms), costul fiind distribuit între demonstrațiile bidirecționale (24,99 ms) și derivarea cheii de sesiune prin ECDH (9,09 ms). Toate cele trei protocoale asigură autentificare mutuală, derivarea unei chei de sesiune și netransmiterea parolei prin rețea. SRP-6a și SPAKE2 oferă suplimentar rezistență la compromiterea bazei de date, proprietate pe care varianta Schnorr curentă nu o implementează nativ, aceasta constituind o direcție prioritară de dezvoltare. Din punct de vedere al nivelului de securitate, SRP-6a operează la aproximativ 112 biți, în timp ce SPAKE2 și </w:t>
+      </w:r>
+      <w:r>
+        <w:rPr>
+          <w:color w:val="000000"/>
+        </w:rPr>
+        <w:lastRenderedPageBreak/>
+        <w:t>Schnorr-EC-Mutual ating 128 de biți, iar în ceea ce privește standardizarea, doar SRP-6a beneficiază de o specificație formalizată (RFC 5054).</w:t>
       </w:r>
       <w:r>
         <w:rPr>
@@ -22919,14 +26211,7 @@
         <w:rPr>
           <w:color w:val="000000"/>
         </w:rPr>
-        <w:t xml:space="preserve">Cu toate acestea, analiza comparativă prezentată în secțiunea III.3 (Tabelul 5) a evidențiat faptul că protocoalele SRP-6a și SPAKE2 oferă suplimentar rezistență la compromiterea bazei de date (server-breach resistance), proprietate pe care implementarea curentă a schemei Schnorr nu o integrează nativ, reprezentând </w:t>
-      </w:r>
-      <w:r>
-        <w:rPr>
-          <w:color w:val="000000"/>
-        </w:rPr>
-        <w:lastRenderedPageBreak/>
-        <w:t>o direcție prioritară de dezvoltare.</w:t>
+        <w:t>Cu toate acestea, analiza comparativă prezentată în secțiunea III.3 (Tabelul 5) a evidențiat faptul că protocoalele SRP-6a și SPAKE2 oferă suplimentar rezistență la compromiterea bazei de date (server-breach resistance), proprietate pe care implementarea curentă a schemei Schnorr nu o integrează nativ, reprezentând o direcție prioritară de dezvoltare.</w:t>
       </w:r>
     </w:p>
     <w:p>
@@ -23121,6 +26406,7 @@
         <w:rPr>
           <w:color w:val="000000"/>
         </w:rPr>
+        <w:lastRenderedPageBreak/>
         <w:t xml:space="preserve">A doua direcție, falsificarea soluției fără cunoașterea cheii private (solution forgery), a testat trei vectori de atac: transmiterea valorii aleatoare r ca soluție (fără contribuția termenului c · x), unde </w:t>
       </w:r>
       <m:oMath>
@@ -23238,7 +26524,19 @@
         <w:rPr>
           <w:color w:val="000000"/>
         </w:rPr>
-        <w:t xml:space="preserve"> ≠ 1 pentru orice provocare c nenulă; alterarea soluției corecte cu ±1 (bit-flip / integer forgery), unde </w:t>
+        <w:t xml:space="preserve"> ≠ 1 pentru orice provocare c nenulă</w:t>
+      </w:r>
+      <w:r>
+        <w:rPr>
+          <w:color w:val="000000"/>
+        </w:rPr>
+        <w:t>,</w:t>
+      </w:r>
+      <w:r>
+        <w:rPr>
+          <w:color w:val="000000"/>
+        </w:rPr>
+        <w:t xml:space="preserve"> alterarea soluției corecte cu ±1 (bit-flip / integer forgery), unde </w:t>
       </w:r>
       <m:oMath>
         <m:sSup>
@@ -23395,7 +26693,26 @@
         <w:rPr>
           <w:color w:val="000000"/>
         </w:rPr>
-        <w:t xml:space="preserve">) ≠ 1 în subgrupul de ordin Q invalidează egalitatea; și introducerea valorii s = 0, unde </w:t>
+        <w:t>) ≠ 1 în subgrupul de ordin Q invalidează egalitatea</w:t>
+      </w:r>
+      <w:r>
+        <w:rPr>
+          <w:color w:val="000000"/>
+        </w:rPr>
+        <w:t xml:space="preserve"> </w:t>
+      </w:r>
+      <w:r>
+        <w:rPr>
+          <w:color w:val="000000"/>
+          <w:lang w:val="ro-RO"/>
+        </w:rPr>
+        <w:t>și</w:t>
+      </w:r>
+      <w:r>
+        <w:rPr>
+          <w:color w:val="000000"/>
+        </w:rPr>
+        <w:t xml:space="preserve"> introducerea valorii s = 0, unde </w:t>
       </w:r>
       <m:oMath>
         <m:sSup>
@@ -23716,14 +27033,7 @@
         <w:rPr>
           <w:color w:val="000000"/>
         </w:rPr>
-        <w:t xml:space="preserve"> candidați corespunzători parametrilor reali ai </w:t>
-      </w:r>
-      <w:r>
-        <w:rPr>
-          <w:color w:val="000000"/>
-        </w:rPr>
-        <w:lastRenderedPageBreak/>
-        <w:t>protocolului (P de 2048 biți, RFC 3526 Group 14, G = 4), ceea ce permite rezolvarea prin forță brută în cel mult P-2 pași. Cu toate acestea, serverul, respinge în mod proactiv la faza de înregistrare orice cheie publică y care nu satisface condiția de apartenență la subgrupul legitim (</w:t>
+        <w:t xml:space="preserve"> candidați corespunzători parametrilor reali ai protocolului (P de 2048 biți, RFC 3526 Group 14, G = 4), ceea ce permite rezolvarea prin forță brută în cel mult P-2 pași. Cu toate acestea, serverul, respinge în mod proactiv la faza de înregistrare orice cheie publică y care nu satisface condiția de apartenență la subgrupul legitim (</w:t>
       </w:r>
       <m:oMath>
         <m:sSup>
@@ -23990,7 +27300,14 @@
         <w:rPr>
           <w:color w:val="000000"/>
         </w:rPr>
-        <w:t>candidați) au înregistrat un comportament similar, fără progres semnificativ. Aceste rezultate demonstrează că spațiul de căutare corespunzător subgrupului operațional Q al parametrilor efectivi ai protocolului (P de 2048 biți, RFC 3526 Group 14), depășește cu mult capacitatea computațională a oricărei arhitecturi clasice existente sau previzibile. Prin fundamentarea sistemului pe un număr prim sigur (safe prime) de 2048 de biți (P = 2Q + 1), obținerea cheii private prin metode exhaustive devine computațional nefezabilă în ipotezele standard de complexitate algoritmică actuale</w:t>
+        <w:t xml:space="preserve">candidați) au înregistrat un comportament similar, fără progres semnificativ. </w:t>
+      </w:r>
+      <w:r>
+        <w:rPr>
+          <w:color w:val="000000"/>
+        </w:rPr>
+        <w:lastRenderedPageBreak/>
+        <w:t>Aceste rezultate demonstrează că spațiul de căutare corespunzător subgrupului operațional Q al parametrilor efectivi ai protocolului (P de 2048 biți, RFC 3526 Group 14), depășește cu mult capacitatea computațională a oricărei arhitecturi clasice existente sau previzibile. Prin fundamentarea sistemului pe un număr prim sigur (safe prime) de 2048 de biți (P = 2Q + 1), obținerea cheii private prin metode exhaustive devine computațional nefezabilă în ipotezele standard de complexitate algoritmică actuale</w:t>
       </w:r>
       <w:r>
         <w:rPr>
@@ -28035,7 +31352,7 @@
   <w:style w:type="paragraph" w:default="1" w:styleId="Normal">
     <w:name w:val="Normal"/>
     <w:qFormat/>
-    <w:rsid w:val="008F1318"/>
+    <w:rsid w:val="00C11F1E"/>
   </w:style>
   <w:style w:type="paragraph" w:styleId="Heading1">
     <w:name w:val="heading 1"/>
@@ -28226,7 +31543,6 @@
   <w:style w:type="character" w:default="1" w:styleId="DefaultParagraphFont">
     <w:name w:val="Default Paragraph Font"/>
     <w:uiPriority w:val="1"/>
-    <w:semiHidden/>
     <w:unhideWhenUsed/>
   </w:style>
   <w:style w:type="table" w:default="1" w:styleId="TableNormal">
